--- a/Fase 1/Evidencias Grupales/1.4_APT122_FormativaFase1.docx
+++ b/Fase 1/Evidencias Grupales/1.4_APT122_FormativaFase1.docx
@@ -171,7 +171,7 @@
           <w:sz w:val="22"/>
           <w:szCs w:val="22"/>
         </w:rPr>
-        <w:t>[Nombre integrante 2]</w:t>
+        <w:t>Eduardo González</w:t>
       </w:r>
     </w:p>
     <w:p>
@@ -185,7 +185,7 @@
           <w:sz w:val="22"/>
           <w:szCs w:val="22"/>
         </w:rPr>
-        <w:t>[Nombre integrante 3]</w:t>
+        <w:t>Jorge Garrido</w:t>
       </w:r>
     </w:p>
     <w:p>
@@ -802,12 +802,6 @@
         <w:gridCol w:w="5500"/>
       </w:tblGrid>
       <w:tr>
-        <w:tblPrEx>
-          <w:tblCellMar>
-            <w:top w:w="0" w:type="dxa"/>
-            <w:bottom w:w="0" w:type="dxa"/>
-          </w:tblCellMar>
-        </w:tblPrEx>
         <w:tc>
           <w:tcPr>
             <w:tcW w:w="3000" w:type="dxa"/>
@@ -858,12 +852,6 @@
         </w:tc>
       </w:tr>
       <w:tr>
-        <w:tblPrEx>
-          <w:tblCellMar>
-            <w:top w:w="0" w:type="dxa"/>
-            <w:bottom w:w="0" w:type="dxa"/>
-          </w:tblCellMar>
-        </w:tblPrEx>
         <w:tc>
           <w:tcPr>
             <w:tcW w:w="3000" w:type="dxa"/>
@@ -908,12 +896,6 @@
         </w:tc>
       </w:tr>
       <w:tr>
-        <w:tblPrEx>
-          <w:tblCellMar>
-            <w:top w:w="0" w:type="dxa"/>
-            <w:bottom w:w="0" w:type="dxa"/>
-          </w:tblCellMar>
-        </w:tblPrEx>
         <w:tc>
           <w:tcPr>
             <w:tcW w:w="3000" w:type="dxa"/>
@@ -958,12 +940,6 @@
         </w:tc>
       </w:tr>
       <w:tr>
-        <w:tblPrEx>
-          <w:tblCellMar>
-            <w:top w:w="0" w:type="dxa"/>
-            <w:bottom w:w="0" w:type="dxa"/>
-          </w:tblCellMar>
-        </w:tblPrEx>
         <w:tc>
           <w:tcPr>
             <w:tcW w:w="3000" w:type="dxa"/>
@@ -1008,12 +984,6 @@
         </w:tc>
       </w:tr>
       <w:tr>
-        <w:tblPrEx>
-          <w:tblCellMar>
-            <w:top w:w="0" w:type="dxa"/>
-            <w:bottom w:w="0" w:type="dxa"/>
-          </w:tblCellMar>
-        </w:tblPrEx>
         <w:tc>
           <w:tcPr>
             <w:tcW w:w="3000" w:type="dxa"/>
@@ -1058,12 +1028,6 @@
         </w:tc>
       </w:tr>
       <w:tr>
-        <w:tblPrEx>
-          <w:tblCellMar>
-            <w:top w:w="0" w:type="dxa"/>
-            <w:bottom w:w="0" w:type="dxa"/>
-          </w:tblCellMar>
-        </w:tblPrEx>
         <w:tc>
           <w:tcPr>
             <w:tcW w:w="3000" w:type="dxa"/>
@@ -1108,12 +1072,6 @@
         </w:tc>
       </w:tr>
       <w:tr>
-        <w:tblPrEx>
-          <w:tblCellMar>
-            <w:top w:w="0" w:type="dxa"/>
-            <w:bottom w:w="0" w:type="dxa"/>
-          </w:tblCellMar>
-        </w:tblPrEx>
         <w:tc>
           <w:tcPr>
             <w:tcW w:w="3000" w:type="dxa"/>
@@ -2359,12 +2317,6 @@
         <w:gridCol w:w="7300"/>
       </w:tblGrid>
       <w:tr>
-        <w:tblPrEx>
-          <w:tblCellMar>
-            <w:top w:w="0" w:type="dxa"/>
-            <w:bottom w:w="0" w:type="dxa"/>
-          </w:tblCellMar>
-        </w:tblPrEx>
         <w:tc>
           <w:tcPr>
             <w:tcW w:w="1200" w:type="dxa"/>
@@ -2415,12 +2367,6 @@
         </w:tc>
       </w:tr>
       <w:tr>
-        <w:tblPrEx>
-          <w:tblCellMar>
-            <w:top w:w="0" w:type="dxa"/>
-            <w:bottom w:w="0" w:type="dxa"/>
-          </w:tblCellMar>
-        </w:tblPrEx>
         <w:tc>
           <w:tcPr>
             <w:tcW w:w="1200" w:type="dxa"/>
@@ -2465,12 +2411,6 @@
         </w:tc>
       </w:tr>
       <w:tr>
-        <w:tblPrEx>
-          <w:tblCellMar>
-            <w:top w:w="0" w:type="dxa"/>
-            <w:bottom w:w="0" w:type="dxa"/>
-          </w:tblCellMar>
-        </w:tblPrEx>
         <w:tc>
           <w:tcPr>
             <w:tcW w:w="1200" w:type="dxa"/>
@@ -2515,12 +2455,6 @@
         </w:tc>
       </w:tr>
       <w:tr>
-        <w:tblPrEx>
-          <w:tblCellMar>
-            <w:top w:w="0" w:type="dxa"/>
-            <w:bottom w:w="0" w:type="dxa"/>
-          </w:tblCellMar>
-        </w:tblPrEx>
         <w:tc>
           <w:tcPr>
             <w:tcW w:w="1200" w:type="dxa"/>
@@ -2565,12 +2499,6 @@
         </w:tc>
       </w:tr>
       <w:tr>
-        <w:tblPrEx>
-          <w:tblCellMar>
-            <w:top w:w="0" w:type="dxa"/>
-            <w:bottom w:w="0" w:type="dxa"/>
-          </w:tblCellMar>
-        </w:tblPrEx>
         <w:tc>
           <w:tcPr>
             <w:tcW w:w="1200" w:type="dxa"/>
@@ -2615,12 +2543,6 @@
         </w:tc>
       </w:tr>
       <w:tr>
-        <w:tblPrEx>
-          <w:tblCellMar>
-            <w:top w:w="0" w:type="dxa"/>
-            <w:bottom w:w="0" w:type="dxa"/>
-          </w:tblCellMar>
-        </w:tblPrEx>
         <w:tc>
           <w:tcPr>
             <w:tcW w:w="1200" w:type="dxa"/>
@@ -2683,12 +2605,6 @@
         </w:tc>
       </w:tr>
       <w:tr>
-        <w:tblPrEx>
-          <w:tblCellMar>
-            <w:top w:w="0" w:type="dxa"/>
-            <w:bottom w:w="0" w:type="dxa"/>
-          </w:tblCellMar>
-        </w:tblPrEx>
         <w:tc>
           <w:tcPr>
             <w:tcW w:w="1200" w:type="dxa"/>
@@ -2743,12 +2659,6 @@
         </w:tc>
       </w:tr>
       <w:tr>
-        <w:tblPrEx>
-          <w:tblCellMar>
-            <w:top w:w="0" w:type="dxa"/>
-            <w:bottom w:w="0" w:type="dxa"/>
-          </w:tblCellMar>
-        </w:tblPrEx>
         <w:tc>
           <w:tcPr>
             <w:tcW w:w="1200" w:type="dxa"/>
@@ -2793,12 +2703,6 @@
         </w:tc>
       </w:tr>
       <w:tr>
-        <w:tblPrEx>
-          <w:tblCellMar>
-            <w:top w:w="0" w:type="dxa"/>
-            <w:bottom w:w="0" w:type="dxa"/>
-          </w:tblCellMar>
-        </w:tblPrEx>
         <w:tc>
           <w:tcPr>
             <w:tcW w:w="1200" w:type="dxa"/>
@@ -2843,12 +2747,6 @@
         </w:tc>
       </w:tr>
       <w:tr>
-        <w:tblPrEx>
-          <w:tblCellMar>
-            <w:top w:w="0" w:type="dxa"/>
-            <w:bottom w:w="0" w:type="dxa"/>
-          </w:tblCellMar>
-        </w:tblPrEx>
         <w:tc>
           <w:tcPr>
             <w:tcW w:w="1200" w:type="dxa"/>
@@ -2893,12 +2791,6 @@
         </w:tc>
       </w:tr>
       <w:tr>
-        <w:tblPrEx>
-          <w:tblCellMar>
-            <w:top w:w="0" w:type="dxa"/>
-            <w:bottom w:w="0" w:type="dxa"/>
-          </w:tblCellMar>
-        </w:tblPrEx>
         <w:tc>
           <w:tcPr>
             <w:tcW w:w="1200" w:type="dxa"/>
@@ -2943,12 +2835,6 @@
         </w:tc>
       </w:tr>
       <w:tr>
-        <w:tblPrEx>
-          <w:tblCellMar>
-            <w:top w:w="0" w:type="dxa"/>
-            <w:bottom w:w="0" w:type="dxa"/>
-          </w:tblCellMar>
-        </w:tblPrEx>
         <w:tc>
           <w:tcPr>
             <w:tcW w:w="1200" w:type="dxa"/>
@@ -3907,8 +3793,91 @@
           <w:sz w:val="22"/>
           <w:szCs w:val="22"/>
         </w:rPr>
-        <w:t>Conclusión individual</w:t>
-      </w:r>
+        <w:t>Conclusión individual — Matias Riveros</w:t>
+      </w:r>
+    </w:p>
+    <w:p>
+      <w:pPr>
+        <w:spacing w:after="200" w:line="276" w:lineRule="auto"/>
+        <w:jc w:val="both"/>
+        <w:rPr>
+          <w:rFonts w:ascii="Calibri" w:eastAsia="Calibri" w:hAnsi="Calibri" w:cs="Calibri"/>
+          <w:sz w:val="22"/>
+          <w:szCs w:val="22"/>
+        </w:rPr>
+      </w:pPr>
+      <w:r>
+        <w:rPr>
+          <w:rFonts w:ascii="Calibri" w:eastAsia="Calibri" w:hAnsi="Calibri" w:cs="Calibri"/>
+          <w:sz w:val="22"/>
+          <w:szCs w:val="22"/>
+        </w:rPr>
+        <w:t xml:space="preserve">Este proyecto se conecta directamente con mis fortalezas del perfil de egreso —bases de datos y programación de software— ya que el sistema depende de una base de datos bien diseñada para organizar citas, profesionales y recordatorios. También se alinea con mis intereses profesionales en bases de datos y desarrollo de aplicaciones, especialmente en el componente </w:t>
+      </w:r>
+      <w:proofErr w:type="spellStart"/>
+      <w:r>
+        <w:rPr>
+          <w:rFonts w:ascii="Calibri" w:eastAsia="Calibri" w:hAnsi="Calibri" w:cs="Calibri"/>
+          <w:sz w:val="22"/>
+          <w:szCs w:val="22"/>
+        </w:rPr>
+        <w:t>backend</w:t>
+      </w:r>
+      <w:proofErr w:type="spellEnd"/>
+      <w:r>
+        <w:rPr>
+          <w:rFonts w:ascii="Calibri" w:eastAsia="Calibri" w:hAnsi="Calibri" w:cs="Calibri"/>
+          <w:sz w:val="22"/>
+          <w:szCs w:val="22"/>
+        </w:rPr>
+        <w:t xml:space="preserve">. Es coherente, además, que el MVP deje fuera la clasificación inteligente por machine </w:t>
+      </w:r>
+      <w:proofErr w:type="spellStart"/>
+      <w:r>
+        <w:rPr>
+          <w:rFonts w:ascii="Calibri" w:eastAsia="Calibri" w:hAnsi="Calibri" w:cs="Calibri"/>
+          <w:sz w:val="22"/>
+          <w:szCs w:val="22"/>
+        </w:rPr>
+        <w:t>learning</w:t>
+      </w:r>
+      <w:proofErr w:type="spellEnd"/>
+      <w:r>
+        <w:rPr>
+          <w:rFonts w:ascii="Calibri" w:eastAsia="Calibri" w:hAnsi="Calibri" w:cs="Calibri"/>
+          <w:sz w:val="22"/>
+          <w:szCs w:val="22"/>
+        </w:rPr>
+        <w:t>, un área donde aún debo fortalecerme, priorizando primero una base sólida. En definitiva, el proyecto me permite aportar desde lo que ya domino mientras avanzo hacia las competencias que todavía necesito reforzar.</w:t>
+      </w:r>
+    </w:p>
+    <w:p>
+      <w:pPr>
+        <w:spacing w:after="200" w:line="276" w:lineRule="auto"/>
+        <w:jc w:val="both"/>
+      </w:pPr>
+      <w:r>
+        <w:rPr>
+          <w:rFonts w:ascii="Calibri" w:eastAsia="Calibri" w:hAnsi="Calibri" w:cs="Calibri"/>
+          <w:b/>
+          <w:bCs/>
+          <w:sz w:val="22"/>
+          <w:szCs w:val="22"/>
+        </w:rPr>
+        <w:t xml:space="preserve">Individual </w:t>
+      </w:r>
+      <w:proofErr w:type="spellStart"/>
+      <w:r>
+        <w:rPr>
+          <w:rFonts w:ascii="Calibri" w:eastAsia="Calibri" w:hAnsi="Calibri" w:cs="Calibri"/>
+          <w:b/>
+          <w:bCs/>
+          <w:sz w:val="22"/>
+          <w:szCs w:val="22"/>
+        </w:rPr>
+        <w:t>Conclusion</w:t>
+      </w:r>
+      <w:proofErr w:type="spellEnd"/>
       <w:r>
         <w:rPr>
           <w:rFonts w:ascii="Calibri" w:eastAsia="Calibri" w:hAnsi="Calibri" w:cs="Calibri"/>
@@ -3927,26 +3896,127 @@
           <w:sz w:val="22"/>
           <w:szCs w:val="22"/>
         </w:rPr>
-        <w:t>Matias Riveros</w:t>
-      </w:r>
-    </w:p>
-    <w:p>
-      <w:pPr>
-        <w:spacing w:after="200" w:line="276" w:lineRule="auto"/>
-        <w:jc w:val="both"/>
-        <w:rPr>
-          <w:rFonts w:ascii="Calibri" w:eastAsia="Calibri" w:hAnsi="Calibri" w:cs="Calibri"/>
-          <w:sz w:val="22"/>
-          <w:szCs w:val="22"/>
-        </w:rPr>
-      </w:pPr>
-      <w:r>
-        <w:rPr>
-          <w:rFonts w:ascii="Calibri" w:eastAsia="Calibri" w:hAnsi="Calibri" w:cs="Calibri"/>
-          <w:sz w:val="22"/>
-          <w:szCs w:val="22"/>
-        </w:rPr>
-        <w:t xml:space="preserve">Este proyecto se conecta directamente con mis fortalezas del perfil de egreso —bases de datos y programación de software— ya que el sistema depende de una base de datos bien diseñada para organizar citas, profesionales y recordatorios. También se alinea con mis intereses profesionales en bases de datos y desarrollo de aplicaciones, especialmente en el componente </w:t>
+        <w:t>Eduardo González</w:t>
+      </w:r>
+    </w:p>
+    <w:p>
+      <w:pPr>
+        <w:spacing w:after="200" w:line="276" w:lineRule="auto"/>
+        <w:jc w:val="both"/>
+        <w:rPr>
+          <w:rFonts w:ascii="Calibri" w:eastAsia="Calibri" w:hAnsi="Calibri" w:cs="Calibri"/>
+          <w:sz w:val="22"/>
+          <w:szCs w:val="22"/>
+        </w:rPr>
+      </w:pPr>
+      <w:r>
+        <w:rPr>
+          <w:rFonts w:ascii="Calibri" w:eastAsia="Calibri" w:hAnsi="Calibri" w:cs="Calibri"/>
+          <w:sz w:val="22"/>
+          <w:szCs w:val="22"/>
+        </w:rPr>
+        <w:t xml:space="preserve">Este proyecto se conecta directamente con mis fortalezas del perfil de egreso —gestión de proyectos, análisis de requerimientos y diseño de experiencia de usuario (UX/UI)—, ya que el impacto de la herramienta depende de que la interfaz sea altamente intuitiva y accesible para pacientes crónicos y adultos mayores. También se alinea con mis intereses profesionales en la dirección de proyectos de software y metodologías ágiles. Es coherente, además, que hayamos priorizado un diseño centrado en widgets interactivos y </w:t>
+      </w:r>
+      <w:proofErr w:type="spellStart"/>
+      <w:r>
+        <w:rPr>
+          <w:rFonts w:ascii="Calibri" w:eastAsia="Calibri" w:hAnsi="Calibri" w:cs="Calibri"/>
+          <w:sz w:val="22"/>
+          <w:szCs w:val="22"/>
+        </w:rPr>
+        <w:t>dashboards</w:t>
+      </w:r>
+      <w:proofErr w:type="spellEnd"/>
+      <w:r>
+        <w:rPr>
+          <w:rFonts w:ascii="Calibri" w:eastAsia="Calibri" w:hAnsi="Calibri" w:cs="Calibri"/>
+          <w:sz w:val="22"/>
+          <w:szCs w:val="22"/>
+        </w:rPr>
+        <w:t xml:space="preserve"> claros antes que abarcar múltiples integraciones complejas en la interfaz, asegurando primero una usabilidad sólida. En definitiva, el proyecto me permite aplicar estándares de calidad y liderazgo metodológico, aportando desde la planificación estratégica mientras fortalezco mis habilidades en la validación y pruebas de usuario.</w:t>
+      </w:r>
+    </w:p>
+    <w:p>
+      <w:pPr>
+        <w:spacing w:after="200" w:line="276" w:lineRule="auto"/>
+        <w:jc w:val="both"/>
+        <w:rPr>
+          <w:u w:val="single"/>
+        </w:rPr>
+      </w:pPr>
+      <w:r>
+        <w:rPr>
+          <w:rFonts w:ascii="Calibri" w:eastAsia="Calibri" w:hAnsi="Calibri" w:cs="Calibri"/>
+          <w:b/>
+          <w:bCs/>
+          <w:sz w:val="22"/>
+          <w:szCs w:val="22"/>
+        </w:rPr>
+        <w:t xml:space="preserve">Individual </w:t>
+      </w:r>
+      <w:proofErr w:type="spellStart"/>
+      <w:r>
+        <w:rPr>
+          <w:rFonts w:ascii="Calibri" w:eastAsia="Calibri" w:hAnsi="Calibri" w:cs="Calibri"/>
+          <w:b/>
+          <w:bCs/>
+          <w:sz w:val="22"/>
+          <w:szCs w:val="22"/>
+        </w:rPr>
+        <w:t>Conclusion</w:t>
+      </w:r>
+      <w:proofErr w:type="spellEnd"/>
+      <w:r>
+        <w:rPr>
+          <w:rFonts w:ascii="Calibri" w:eastAsia="Calibri" w:hAnsi="Calibri" w:cs="Calibri"/>
+          <w:b/>
+          <w:bCs/>
+          <w:sz w:val="22"/>
+          <w:szCs w:val="22"/>
+        </w:rPr>
+        <w:t xml:space="preserve"> — </w:t>
+      </w:r>
+      <w:r>
+        <w:rPr>
+          <w:rFonts w:ascii="Calibri" w:eastAsia="Calibri" w:hAnsi="Calibri" w:cs="Calibri"/>
+          <w:b/>
+          <w:bCs/>
+          <w:sz w:val="22"/>
+          <w:szCs w:val="22"/>
+        </w:rPr>
+        <w:t>Jorge Garrido</w:t>
+      </w:r>
+    </w:p>
+    <w:p>
+      <w:pPr>
+        <w:spacing w:after="200" w:line="276" w:lineRule="auto"/>
+        <w:jc w:val="both"/>
+      </w:pPr>
+      <w:r>
+        <w:rPr>
+          <w:rFonts w:ascii="Calibri" w:eastAsia="Calibri" w:hAnsi="Calibri" w:cs="Calibri"/>
+          <w:sz w:val="22"/>
+          <w:szCs w:val="22"/>
+        </w:rPr>
+        <w:t xml:space="preserve">Este proyecto se conecta directamente con mis fortalezas del perfil de egreso —arquitectura de software, seguridad de la información e integración de sistemas—, ya que el núcleo de la solución radica en conectar </w:t>
+      </w:r>
+      <w:proofErr w:type="spellStart"/>
+      <w:r>
+        <w:rPr>
+          <w:rFonts w:ascii="Calibri" w:eastAsia="Calibri" w:hAnsi="Calibri" w:cs="Calibri"/>
+          <w:sz w:val="22"/>
+          <w:szCs w:val="22"/>
+        </w:rPr>
+        <w:t>APIs</w:t>
+      </w:r>
+      <w:proofErr w:type="spellEnd"/>
+      <w:r>
+        <w:rPr>
+          <w:rFonts w:ascii="Calibri" w:eastAsia="Calibri" w:hAnsi="Calibri" w:cs="Calibri"/>
+          <w:sz w:val="22"/>
+          <w:szCs w:val="22"/>
+        </w:rPr>
+        <w:t xml:space="preserve"> externas mediante protocolos seguros como OAuth 2.0 y procesar flujos de datos no estructurados. También se alinea con mis intereses profesionales en el desarrollo </w:t>
       </w:r>
       <w:proofErr w:type="spellStart"/>
       <w:r>
@@ -3964,1815 +4034,64 @@
           <w:sz w:val="22"/>
           <w:szCs w:val="22"/>
         </w:rPr>
-        <w:t xml:space="preserve">. Es coherente, además, que el MVP deje fuera la clasificación inteligente por machine </w:t>
-      </w:r>
-      <w:proofErr w:type="spellStart"/>
-      <w:r>
-        <w:rPr>
-          <w:rFonts w:ascii="Calibri" w:eastAsia="Calibri" w:hAnsi="Calibri" w:cs="Calibri"/>
-          <w:sz w:val="22"/>
-          <w:szCs w:val="22"/>
-        </w:rPr>
-        <w:t>learning</w:t>
-      </w:r>
-      <w:proofErr w:type="spellEnd"/>
-      <w:r>
-        <w:rPr>
-          <w:rFonts w:ascii="Calibri" w:eastAsia="Calibri" w:hAnsi="Calibri" w:cs="Calibri"/>
-          <w:sz w:val="22"/>
-          <w:szCs w:val="22"/>
-        </w:rPr>
-        <w:t>, un área donde aún debo fortalecerme, priorizando primero una base sólida. En definitiva, el proyecto me permite aportar desde lo que ya domino mientras avanzo hacia las competencias que todavía necesito reforzar.</w:t>
-      </w:r>
-    </w:p>
-    <w:p>
-      <w:pPr>
-        <w:spacing w:after="200" w:line="276" w:lineRule="auto"/>
-        <w:jc w:val="both"/>
-      </w:pPr>
-      <w:r>
-        <w:rPr>
-          <w:rFonts w:ascii="Calibri" w:eastAsia="Calibri" w:hAnsi="Calibri" w:cs="Calibri"/>
-          <w:b/>
-          <w:bCs/>
-          <w:sz w:val="22"/>
-          <w:szCs w:val="22"/>
-        </w:rPr>
-        <w:t xml:space="preserve">Individual </w:t>
-      </w:r>
-      <w:proofErr w:type="spellStart"/>
-      <w:r>
-        <w:rPr>
-          <w:rFonts w:ascii="Calibri" w:eastAsia="Calibri" w:hAnsi="Calibri" w:cs="Calibri"/>
-          <w:b/>
-          <w:bCs/>
-          <w:sz w:val="22"/>
-          <w:szCs w:val="22"/>
-        </w:rPr>
-        <w:t>Conclusion</w:t>
-      </w:r>
-      <w:proofErr w:type="spellEnd"/>
-      <w:r>
-        <w:rPr>
-          <w:rFonts w:ascii="Calibri" w:eastAsia="Calibri" w:hAnsi="Calibri" w:cs="Calibri"/>
-          <w:b/>
-          <w:bCs/>
-          <w:sz w:val="22"/>
-          <w:szCs w:val="22"/>
-        </w:rPr>
-        <w:t xml:space="preserve"> — Student </w:t>
-      </w:r>
-      <w:r>
-        <w:rPr>
-          <w:rFonts w:ascii="Calibri" w:eastAsia="Calibri" w:hAnsi="Calibri" w:cs="Calibri"/>
-          <w:b/>
-          <w:bCs/>
-          <w:sz w:val="22"/>
-          <w:szCs w:val="22"/>
-        </w:rPr>
-        <w:t>2</w:t>
-      </w:r>
-    </w:p>
-    <w:p>
-      <w:pPr>
-        <w:spacing w:after="200" w:line="276" w:lineRule="auto"/>
-        <w:jc w:val="both"/>
-        <w:rPr>
-          <w:rFonts w:ascii="Calibri" w:eastAsia="Calibri" w:hAnsi="Calibri" w:cs="Calibri"/>
-          <w:sz w:val="22"/>
-          <w:szCs w:val="22"/>
-        </w:rPr>
-      </w:pPr>
-      <w:proofErr w:type="spellStart"/>
-      <w:r>
-        <w:rPr>
-          <w:rFonts w:ascii="Calibri" w:eastAsia="Calibri" w:hAnsi="Calibri" w:cs="Calibri"/>
-          <w:sz w:val="22"/>
-          <w:szCs w:val="22"/>
-        </w:rPr>
-        <w:t>This</w:t>
-      </w:r>
-      <w:proofErr w:type="spellEnd"/>
-      <w:r>
-        <w:rPr>
-          <w:rFonts w:ascii="Calibri" w:eastAsia="Calibri" w:hAnsi="Calibri" w:cs="Calibri"/>
-          <w:sz w:val="22"/>
-          <w:szCs w:val="22"/>
-        </w:rPr>
-        <w:t xml:space="preserve"> </w:t>
-      </w:r>
-      <w:proofErr w:type="spellStart"/>
-      <w:r>
-        <w:rPr>
-          <w:rFonts w:ascii="Calibri" w:eastAsia="Calibri" w:hAnsi="Calibri" w:cs="Calibri"/>
-          <w:sz w:val="22"/>
-          <w:szCs w:val="22"/>
-        </w:rPr>
-        <w:t>project</w:t>
-      </w:r>
-      <w:proofErr w:type="spellEnd"/>
-      <w:r>
-        <w:rPr>
-          <w:rFonts w:ascii="Calibri" w:eastAsia="Calibri" w:hAnsi="Calibri" w:cs="Calibri"/>
-          <w:sz w:val="22"/>
-          <w:szCs w:val="22"/>
-        </w:rPr>
-        <w:t xml:space="preserve"> </w:t>
-      </w:r>
-      <w:proofErr w:type="spellStart"/>
-      <w:r>
-        <w:rPr>
-          <w:rFonts w:ascii="Calibri" w:eastAsia="Calibri" w:hAnsi="Calibri" w:cs="Calibri"/>
-          <w:sz w:val="22"/>
-          <w:szCs w:val="22"/>
-        </w:rPr>
-        <w:t>offered</w:t>
-      </w:r>
-      <w:proofErr w:type="spellEnd"/>
-      <w:r>
-        <w:rPr>
-          <w:rFonts w:ascii="Calibri" w:eastAsia="Calibri" w:hAnsi="Calibri" w:cs="Calibri"/>
-          <w:sz w:val="22"/>
-          <w:szCs w:val="22"/>
-        </w:rPr>
-        <w:t xml:space="preserve"> a concrete </w:t>
-      </w:r>
-      <w:proofErr w:type="spellStart"/>
-      <w:r>
-        <w:rPr>
-          <w:rFonts w:ascii="Calibri" w:eastAsia="Calibri" w:hAnsi="Calibri" w:cs="Calibri"/>
-          <w:sz w:val="22"/>
-          <w:szCs w:val="22"/>
-        </w:rPr>
-        <w:t>opportunity</w:t>
-      </w:r>
-      <w:proofErr w:type="spellEnd"/>
-      <w:r>
-        <w:rPr>
-          <w:rFonts w:ascii="Calibri" w:eastAsia="Calibri" w:hAnsi="Calibri" w:cs="Calibri"/>
-          <w:sz w:val="22"/>
-          <w:szCs w:val="22"/>
-        </w:rPr>
-        <w:t xml:space="preserve"> </w:t>
-      </w:r>
-      <w:proofErr w:type="spellStart"/>
-      <w:r>
-        <w:rPr>
-          <w:rFonts w:ascii="Calibri" w:eastAsia="Calibri" w:hAnsi="Calibri" w:cs="Calibri"/>
-          <w:sz w:val="22"/>
-          <w:szCs w:val="22"/>
-        </w:rPr>
-        <w:t>to</w:t>
-      </w:r>
-      <w:proofErr w:type="spellEnd"/>
-      <w:r>
-        <w:rPr>
-          <w:rFonts w:ascii="Calibri" w:eastAsia="Calibri" w:hAnsi="Calibri" w:cs="Calibri"/>
-          <w:sz w:val="22"/>
-          <w:szCs w:val="22"/>
-        </w:rPr>
-        <w:t xml:space="preserve"> </w:t>
-      </w:r>
-      <w:proofErr w:type="spellStart"/>
-      <w:r>
-        <w:rPr>
-          <w:rFonts w:ascii="Calibri" w:eastAsia="Calibri" w:hAnsi="Calibri" w:cs="Calibri"/>
-          <w:sz w:val="22"/>
-          <w:szCs w:val="22"/>
-        </w:rPr>
-        <w:t>apply</w:t>
-      </w:r>
-      <w:proofErr w:type="spellEnd"/>
-      <w:r>
-        <w:rPr>
-          <w:rFonts w:ascii="Calibri" w:eastAsia="Calibri" w:hAnsi="Calibri" w:cs="Calibri"/>
-          <w:sz w:val="22"/>
-          <w:szCs w:val="22"/>
-        </w:rPr>
-        <w:t xml:space="preserve">, in </w:t>
-      </w:r>
-      <w:proofErr w:type="spellStart"/>
-      <w:r>
-        <w:rPr>
-          <w:rFonts w:ascii="Calibri" w:eastAsia="Calibri" w:hAnsi="Calibri" w:cs="Calibri"/>
-          <w:sz w:val="22"/>
-          <w:szCs w:val="22"/>
-        </w:rPr>
-        <w:t>an</w:t>
-      </w:r>
-      <w:proofErr w:type="spellEnd"/>
-      <w:r>
-        <w:rPr>
-          <w:rFonts w:ascii="Calibri" w:eastAsia="Calibri" w:hAnsi="Calibri" w:cs="Calibri"/>
-          <w:sz w:val="22"/>
-          <w:szCs w:val="22"/>
-        </w:rPr>
-        <w:t xml:space="preserve"> </w:t>
-      </w:r>
-      <w:proofErr w:type="spellStart"/>
-      <w:r>
-        <w:rPr>
-          <w:rFonts w:ascii="Calibri" w:eastAsia="Calibri" w:hAnsi="Calibri" w:cs="Calibri"/>
-          <w:sz w:val="22"/>
-          <w:szCs w:val="22"/>
-        </w:rPr>
-        <w:t>integrated</w:t>
-      </w:r>
-      <w:proofErr w:type="spellEnd"/>
-      <w:r>
-        <w:rPr>
-          <w:rFonts w:ascii="Calibri" w:eastAsia="Calibri" w:hAnsi="Calibri" w:cs="Calibri"/>
-          <w:sz w:val="22"/>
-          <w:szCs w:val="22"/>
-        </w:rPr>
-        <w:t xml:space="preserve"> </w:t>
-      </w:r>
-      <w:proofErr w:type="spellStart"/>
-      <w:r>
-        <w:rPr>
-          <w:rFonts w:ascii="Calibri" w:eastAsia="Calibri" w:hAnsi="Calibri" w:cs="Calibri"/>
-          <w:sz w:val="22"/>
-          <w:szCs w:val="22"/>
-        </w:rPr>
-        <w:t>way</w:t>
-      </w:r>
-      <w:proofErr w:type="spellEnd"/>
-      <w:r>
-        <w:rPr>
-          <w:rFonts w:ascii="Calibri" w:eastAsia="Calibri" w:hAnsi="Calibri" w:cs="Calibri"/>
-          <w:sz w:val="22"/>
-          <w:szCs w:val="22"/>
-        </w:rPr>
-        <w:t xml:space="preserve">, </w:t>
-      </w:r>
-      <w:proofErr w:type="spellStart"/>
-      <w:r>
-        <w:rPr>
-          <w:rFonts w:ascii="Calibri" w:eastAsia="Calibri" w:hAnsi="Calibri" w:cs="Calibri"/>
-          <w:sz w:val="22"/>
-          <w:szCs w:val="22"/>
-        </w:rPr>
-        <w:t>the</w:t>
-      </w:r>
-      <w:proofErr w:type="spellEnd"/>
-      <w:r>
-        <w:rPr>
-          <w:rFonts w:ascii="Calibri" w:eastAsia="Calibri" w:hAnsi="Calibri" w:cs="Calibri"/>
-          <w:sz w:val="22"/>
-          <w:szCs w:val="22"/>
-        </w:rPr>
-        <w:t xml:space="preserve"> </w:t>
-      </w:r>
-      <w:proofErr w:type="spellStart"/>
-      <w:r>
-        <w:rPr>
-          <w:rFonts w:ascii="Calibri" w:eastAsia="Calibri" w:hAnsi="Calibri" w:cs="Calibri"/>
-          <w:sz w:val="22"/>
-          <w:szCs w:val="22"/>
-        </w:rPr>
-        <w:t>knowledge</w:t>
-      </w:r>
-      <w:proofErr w:type="spellEnd"/>
-      <w:r>
-        <w:rPr>
-          <w:rFonts w:ascii="Calibri" w:eastAsia="Calibri" w:hAnsi="Calibri" w:cs="Calibri"/>
-          <w:sz w:val="22"/>
-          <w:szCs w:val="22"/>
-        </w:rPr>
-        <w:t xml:space="preserve"> </w:t>
-      </w:r>
-      <w:proofErr w:type="spellStart"/>
-      <w:r>
-        <w:rPr>
-          <w:rFonts w:ascii="Calibri" w:eastAsia="Calibri" w:hAnsi="Calibri" w:cs="Calibri"/>
-          <w:sz w:val="22"/>
-          <w:szCs w:val="22"/>
-        </w:rPr>
-        <w:t>developed</w:t>
-      </w:r>
-      <w:proofErr w:type="spellEnd"/>
-      <w:r>
-        <w:rPr>
-          <w:rFonts w:ascii="Calibri" w:eastAsia="Calibri" w:hAnsi="Calibri" w:cs="Calibri"/>
-          <w:sz w:val="22"/>
-          <w:szCs w:val="22"/>
-        </w:rPr>
-        <w:t xml:space="preserve"> </w:t>
-      </w:r>
-      <w:proofErr w:type="spellStart"/>
-      <w:r>
-        <w:rPr>
-          <w:rFonts w:ascii="Calibri" w:eastAsia="Calibri" w:hAnsi="Calibri" w:cs="Calibri"/>
-          <w:sz w:val="22"/>
-          <w:szCs w:val="22"/>
-        </w:rPr>
-        <w:t>throughout</w:t>
-      </w:r>
-      <w:proofErr w:type="spellEnd"/>
-      <w:r>
-        <w:rPr>
-          <w:rFonts w:ascii="Calibri" w:eastAsia="Calibri" w:hAnsi="Calibri" w:cs="Calibri"/>
-          <w:sz w:val="22"/>
-          <w:szCs w:val="22"/>
-        </w:rPr>
-        <w:t xml:space="preserve"> </w:t>
-      </w:r>
-      <w:proofErr w:type="spellStart"/>
-      <w:r>
-        <w:rPr>
-          <w:rFonts w:ascii="Calibri" w:eastAsia="Calibri" w:hAnsi="Calibri" w:cs="Calibri"/>
-          <w:sz w:val="22"/>
-          <w:szCs w:val="22"/>
-        </w:rPr>
-        <w:t>the</w:t>
-      </w:r>
-      <w:proofErr w:type="spellEnd"/>
-      <w:r>
-        <w:rPr>
-          <w:rFonts w:ascii="Calibri" w:eastAsia="Calibri" w:hAnsi="Calibri" w:cs="Calibri"/>
-          <w:sz w:val="22"/>
-          <w:szCs w:val="22"/>
-        </w:rPr>
-        <w:t xml:space="preserve"> </w:t>
-      </w:r>
-      <w:proofErr w:type="spellStart"/>
-      <w:r>
-        <w:rPr>
-          <w:rFonts w:ascii="Calibri" w:eastAsia="Calibri" w:hAnsi="Calibri" w:cs="Calibri"/>
-          <w:sz w:val="22"/>
-          <w:szCs w:val="22"/>
-        </w:rPr>
-        <w:t>Information</w:t>
-      </w:r>
-      <w:proofErr w:type="spellEnd"/>
-      <w:r>
-        <w:rPr>
-          <w:rFonts w:ascii="Calibri" w:eastAsia="Calibri" w:hAnsi="Calibri" w:cs="Calibri"/>
-          <w:sz w:val="22"/>
-          <w:szCs w:val="22"/>
-        </w:rPr>
-        <w:t xml:space="preserve"> </w:t>
-      </w:r>
-      <w:proofErr w:type="spellStart"/>
-      <w:r>
-        <w:rPr>
-          <w:rFonts w:ascii="Calibri" w:eastAsia="Calibri" w:hAnsi="Calibri" w:cs="Calibri"/>
-          <w:sz w:val="22"/>
-          <w:szCs w:val="22"/>
-        </w:rPr>
-        <w:t>Technology</w:t>
-      </w:r>
-      <w:proofErr w:type="spellEnd"/>
-      <w:r>
-        <w:rPr>
-          <w:rFonts w:ascii="Calibri" w:eastAsia="Calibri" w:hAnsi="Calibri" w:cs="Calibri"/>
-          <w:sz w:val="22"/>
-          <w:szCs w:val="22"/>
-        </w:rPr>
-        <w:t xml:space="preserve"> </w:t>
-      </w:r>
-      <w:proofErr w:type="spellStart"/>
-      <w:r>
-        <w:rPr>
-          <w:rFonts w:ascii="Calibri" w:eastAsia="Calibri" w:hAnsi="Calibri" w:cs="Calibri"/>
-          <w:sz w:val="22"/>
-          <w:szCs w:val="22"/>
-        </w:rPr>
-        <w:t>Engineering</w:t>
-      </w:r>
-      <w:proofErr w:type="spellEnd"/>
-      <w:r>
-        <w:rPr>
-          <w:rFonts w:ascii="Calibri" w:eastAsia="Calibri" w:hAnsi="Calibri" w:cs="Calibri"/>
-          <w:sz w:val="22"/>
-          <w:szCs w:val="22"/>
-        </w:rPr>
-        <w:t xml:space="preserve"> </w:t>
-      </w:r>
-      <w:proofErr w:type="spellStart"/>
-      <w:r>
-        <w:rPr>
-          <w:rFonts w:ascii="Calibri" w:eastAsia="Calibri" w:hAnsi="Calibri" w:cs="Calibri"/>
-          <w:sz w:val="22"/>
-          <w:szCs w:val="22"/>
-        </w:rPr>
-        <w:t>program</w:t>
-      </w:r>
-      <w:proofErr w:type="spellEnd"/>
-      <w:r>
-        <w:rPr>
-          <w:rFonts w:ascii="Calibri" w:eastAsia="Calibri" w:hAnsi="Calibri" w:cs="Calibri"/>
-          <w:sz w:val="22"/>
-          <w:szCs w:val="22"/>
-        </w:rPr>
-        <w:t xml:space="preserve">. Rather </w:t>
-      </w:r>
-      <w:proofErr w:type="spellStart"/>
-      <w:r>
-        <w:rPr>
-          <w:rFonts w:ascii="Calibri" w:eastAsia="Calibri" w:hAnsi="Calibri" w:cs="Calibri"/>
-          <w:sz w:val="22"/>
-          <w:szCs w:val="22"/>
-        </w:rPr>
-        <w:t>than</w:t>
-      </w:r>
-      <w:proofErr w:type="spellEnd"/>
-      <w:r>
-        <w:rPr>
-          <w:rFonts w:ascii="Calibri" w:eastAsia="Calibri" w:hAnsi="Calibri" w:cs="Calibri"/>
-          <w:sz w:val="22"/>
-          <w:szCs w:val="22"/>
-        </w:rPr>
-        <w:t xml:space="preserve"> </w:t>
-      </w:r>
-      <w:proofErr w:type="spellStart"/>
-      <w:r>
-        <w:rPr>
-          <w:rFonts w:ascii="Calibri" w:eastAsia="Calibri" w:hAnsi="Calibri" w:cs="Calibri"/>
-          <w:sz w:val="22"/>
-          <w:szCs w:val="22"/>
-        </w:rPr>
-        <w:t>being</w:t>
-      </w:r>
-      <w:proofErr w:type="spellEnd"/>
-      <w:r>
-        <w:rPr>
-          <w:rFonts w:ascii="Calibri" w:eastAsia="Calibri" w:hAnsi="Calibri" w:cs="Calibri"/>
-          <w:sz w:val="22"/>
-          <w:szCs w:val="22"/>
-        </w:rPr>
-        <w:t xml:space="preserve"> </w:t>
-      </w:r>
-      <w:proofErr w:type="spellStart"/>
-      <w:r>
-        <w:rPr>
-          <w:rFonts w:ascii="Calibri" w:eastAsia="Calibri" w:hAnsi="Calibri" w:cs="Calibri"/>
-          <w:sz w:val="22"/>
-          <w:szCs w:val="22"/>
-        </w:rPr>
-        <w:t>an</w:t>
-      </w:r>
-      <w:proofErr w:type="spellEnd"/>
-      <w:r>
-        <w:rPr>
-          <w:rFonts w:ascii="Calibri" w:eastAsia="Calibri" w:hAnsi="Calibri" w:cs="Calibri"/>
-          <w:sz w:val="22"/>
-          <w:szCs w:val="22"/>
-        </w:rPr>
-        <w:t xml:space="preserve"> </w:t>
-      </w:r>
-      <w:proofErr w:type="spellStart"/>
-      <w:r>
-        <w:rPr>
-          <w:rFonts w:ascii="Calibri" w:eastAsia="Calibri" w:hAnsi="Calibri" w:cs="Calibri"/>
-          <w:sz w:val="22"/>
-          <w:szCs w:val="22"/>
-        </w:rPr>
-        <w:t>abstract</w:t>
-      </w:r>
-      <w:proofErr w:type="spellEnd"/>
-      <w:r>
-        <w:rPr>
-          <w:rFonts w:ascii="Calibri" w:eastAsia="Calibri" w:hAnsi="Calibri" w:cs="Calibri"/>
-          <w:sz w:val="22"/>
-          <w:szCs w:val="22"/>
-        </w:rPr>
-        <w:t xml:space="preserve"> </w:t>
-      </w:r>
-      <w:proofErr w:type="spellStart"/>
-      <w:r>
-        <w:rPr>
-          <w:rFonts w:ascii="Calibri" w:eastAsia="Calibri" w:hAnsi="Calibri" w:cs="Calibri"/>
-          <w:sz w:val="22"/>
-          <w:szCs w:val="22"/>
-        </w:rPr>
-        <w:t>exercise</w:t>
-      </w:r>
-      <w:proofErr w:type="spellEnd"/>
-      <w:r>
-        <w:rPr>
-          <w:rFonts w:ascii="Calibri" w:eastAsia="Calibri" w:hAnsi="Calibri" w:cs="Calibri"/>
-          <w:sz w:val="22"/>
-          <w:szCs w:val="22"/>
-        </w:rPr>
-        <w:t xml:space="preserve">, </w:t>
-      </w:r>
-      <w:proofErr w:type="spellStart"/>
-      <w:r>
-        <w:rPr>
-          <w:rFonts w:ascii="Calibri" w:eastAsia="Calibri" w:hAnsi="Calibri" w:cs="Calibri"/>
-          <w:sz w:val="22"/>
-          <w:szCs w:val="22"/>
-        </w:rPr>
-        <w:t>the</w:t>
-      </w:r>
-      <w:proofErr w:type="spellEnd"/>
-      <w:r>
-        <w:rPr>
-          <w:rFonts w:ascii="Calibri" w:eastAsia="Calibri" w:hAnsi="Calibri" w:cs="Calibri"/>
-          <w:sz w:val="22"/>
-          <w:szCs w:val="22"/>
-        </w:rPr>
-        <w:t xml:space="preserve"> </w:t>
-      </w:r>
-      <w:proofErr w:type="spellStart"/>
-      <w:r>
-        <w:rPr>
-          <w:rFonts w:ascii="Calibri" w:eastAsia="Calibri" w:hAnsi="Calibri" w:cs="Calibri"/>
-          <w:sz w:val="22"/>
-          <w:szCs w:val="22"/>
-        </w:rPr>
-        <w:t>proposed</w:t>
-      </w:r>
-      <w:proofErr w:type="spellEnd"/>
-      <w:r>
-        <w:rPr>
-          <w:rFonts w:ascii="Calibri" w:eastAsia="Calibri" w:hAnsi="Calibri" w:cs="Calibri"/>
-          <w:sz w:val="22"/>
-          <w:szCs w:val="22"/>
-        </w:rPr>
-        <w:t xml:space="preserve"> </w:t>
-      </w:r>
-      <w:proofErr w:type="spellStart"/>
-      <w:r>
-        <w:rPr>
-          <w:rFonts w:ascii="Calibri" w:eastAsia="Calibri" w:hAnsi="Calibri" w:cs="Calibri"/>
-          <w:sz w:val="22"/>
-          <w:szCs w:val="22"/>
-        </w:rPr>
-        <w:t>application</w:t>
-      </w:r>
-      <w:proofErr w:type="spellEnd"/>
-      <w:r>
-        <w:rPr>
-          <w:rFonts w:ascii="Calibri" w:eastAsia="Calibri" w:hAnsi="Calibri" w:cs="Calibri"/>
-          <w:sz w:val="22"/>
-          <w:szCs w:val="22"/>
-        </w:rPr>
-        <w:t xml:space="preserve"> </w:t>
-      </w:r>
-      <w:proofErr w:type="spellStart"/>
-      <w:r>
-        <w:rPr>
-          <w:rFonts w:ascii="Calibri" w:eastAsia="Calibri" w:hAnsi="Calibri" w:cs="Calibri"/>
-          <w:sz w:val="22"/>
-          <w:szCs w:val="22"/>
-        </w:rPr>
-        <w:t>responds</w:t>
-      </w:r>
-      <w:proofErr w:type="spellEnd"/>
-      <w:r>
-        <w:rPr>
-          <w:rFonts w:ascii="Calibri" w:eastAsia="Calibri" w:hAnsi="Calibri" w:cs="Calibri"/>
-          <w:sz w:val="22"/>
-          <w:szCs w:val="22"/>
-        </w:rPr>
-        <w:t xml:space="preserve"> </w:t>
-      </w:r>
-      <w:proofErr w:type="spellStart"/>
-      <w:r>
-        <w:rPr>
-          <w:rFonts w:ascii="Calibri" w:eastAsia="Calibri" w:hAnsi="Calibri" w:cs="Calibri"/>
-          <w:sz w:val="22"/>
-          <w:szCs w:val="22"/>
-        </w:rPr>
-        <w:t>to</w:t>
-      </w:r>
-      <w:proofErr w:type="spellEnd"/>
-      <w:r>
-        <w:rPr>
-          <w:rFonts w:ascii="Calibri" w:eastAsia="Calibri" w:hAnsi="Calibri" w:cs="Calibri"/>
-          <w:sz w:val="22"/>
-          <w:szCs w:val="22"/>
-        </w:rPr>
-        <w:t xml:space="preserve"> a </w:t>
-      </w:r>
-      <w:proofErr w:type="spellStart"/>
-      <w:r>
-        <w:rPr>
-          <w:rFonts w:ascii="Calibri" w:eastAsia="Calibri" w:hAnsi="Calibri" w:cs="Calibri"/>
-          <w:sz w:val="22"/>
-          <w:szCs w:val="22"/>
-        </w:rPr>
-        <w:t>problem</w:t>
-      </w:r>
-      <w:proofErr w:type="spellEnd"/>
-      <w:r>
-        <w:rPr>
-          <w:rFonts w:ascii="Calibri" w:eastAsia="Calibri" w:hAnsi="Calibri" w:cs="Calibri"/>
-          <w:sz w:val="22"/>
-          <w:szCs w:val="22"/>
-        </w:rPr>
-        <w:t xml:space="preserve"> I </w:t>
-      </w:r>
-      <w:proofErr w:type="spellStart"/>
-      <w:r>
-        <w:rPr>
-          <w:rFonts w:ascii="Calibri" w:eastAsia="Calibri" w:hAnsi="Calibri" w:cs="Calibri"/>
-          <w:sz w:val="22"/>
-          <w:szCs w:val="22"/>
-        </w:rPr>
-        <w:t>consider</w:t>
-      </w:r>
-      <w:proofErr w:type="spellEnd"/>
-      <w:r>
-        <w:rPr>
-          <w:rFonts w:ascii="Calibri" w:eastAsia="Calibri" w:hAnsi="Calibri" w:cs="Calibri"/>
-          <w:sz w:val="22"/>
-          <w:szCs w:val="22"/>
-        </w:rPr>
-        <w:t xml:space="preserve"> </w:t>
-      </w:r>
-      <w:proofErr w:type="spellStart"/>
-      <w:r>
-        <w:rPr>
-          <w:rFonts w:ascii="Calibri" w:eastAsia="Calibri" w:hAnsi="Calibri" w:cs="Calibri"/>
-          <w:sz w:val="22"/>
-          <w:szCs w:val="22"/>
-        </w:rPr>
-        <w:t>genuinely</w:t>
-      </w:r>
-      <w:proofErr w:type="spellEnd"/>
-      <w:r>
-        <w:rPr>
-          <w:rFonts w:ascii="Calibri" w:eastAsia="Calibri" w:hAnsi="Calibri" w:cs="Calibri"/>
-          <w:sz w:val="22"/>
-          <w:szCs w:val="22"/>
-        </w:rPr>
-        <w:t xml:space="preserve"> </w:t>
-      </w:r>
-      <w:proofErr w:type="spellStart"/>
-      <w:r>
-        <w:rPr>
-          <w:rFonts w:ascii="Calibri" w:eastAsia="Calibri" w:hAnsi="Calibri" w:cs="Calibri"/>
-          <w:sz w:val="22"/>
-          <w:szCs w:val="22"/>
-        </w:rPr>
-        <w:t>relevant</w:t>
-      </w:r>
-      <w:proofErr w:type="spellEnd"/>
-      <w:r>
-        <w:rPr>
-          <w:rFonts w:ascii="Calibri" w:eastAsia="Calibri" w:hAnsi="Calibri" w:cs="Calibri"/>
-          <w:sz w:val="22"/>
-          <w:szCs w:val="22"/>
-        </w:rPr>
-        <w:t xml:space="preserve">: </w:t>
-      </w:r>
-      <w:proofErr w:type="spellStart"/>
-      <w:r>
-        <w:rPr>
-          <w:rFonts w:ascii="Calibri" w:eastAsia="Calibri" w:hAnsi="Calibri" w:cs="Calibri"/>
-          <w:sz w:val="22"/>
-          <w:szCs w:val="22"/>
-        </w:rPr>
-        <w:t>the</w:t>
-      </w:r>
-      <w:proofErr w:type="spellEnd"/>
-      <w:r>
-        <w:rPr>
-          <w:rFonts w:ascii="Calibri" w:eastAsia="Calibri" w:hAnsi="Calibri" w:cs="Calibri"/>
-          <w:sz w:val="22"/>
-          <w:szCs w:val="22"/>
-        </w:rPr>
-        <w:t xml:space="preserve"> </w:t>
-      </w:r>
-      <w:proofErr w:type="spellStart"/>
-      <w:r>
-        <w:rPr>
-          <w:rFonts w:ascii="Calibri" w:eastAsia="Calibri" w:hAnsi="Calibri" w:cs="Calibri"/>
-          <w:sz w:val="22"/>
-          <w:szCs w:val="22"/>
-        </w:rPr>
-        <w:t>fragmentation</w:t>
-      </w:r>
-      <w:proofErr w:type="spellEnd"/>
-      <w:r>
-        <w:rPr>
-          <w:rFonts w:ascii="Calibri" w:eastAsia="Calibri" w:hAnsi="Calibri" w:cs="Calibri"/>
-          <w:sz w:val="22"/>
-          <w:szCs w:val="22"/>
-        </w:rPr>
-        <w:t xml:space="preserve"> </w:t>
-      </w:r>
-      <w:proofErr w:type="spellStart"/>
-      <w:r>
-        <w:rPr>
-          <w:rFonts w:ascii="Calibri" w:eastAsia="Calibri" w:hAnsi="Calibri" w:cs="Calibri"/>
-          <w:sz w:val="22"/>
-          <w:szCs w:val="22"/>
-        </w:rPr>
-        <w:t>of</w:t>
-      </w:r>
-      <w:proofErr w:type="spellEnd"/>
-      <w:r>
-        <w:rPr>
-          <w:rFonts w:ascii="Calibri" w:eastAsia="Calibri" w:hAnsi="Calibri" w:cs="Calibri"/>
-          <w:sz w:val="22"/>
-          <w:szCs w:val="22"/>
-        </w:rPr>
-        <w:t xml:space="preserve"> medical </w:t>
-      </w:r>
-      <w:proofErr w:type="spellStart"/>
-      <w:r>
-        <w:rPr>
-          <w:rFonts w:ascii="Calibri" w:eastAsia="Calibri" w:hAnsi="Calibri" w:cs="Calibri"/>
-          <w:sz w:val="22"/>
-          <w:szCs w:val="22"/>
-        </w:rPr>
-        <w:t>information</w:t>
-      </w:r>
-      <w:proofErr w:type="spellEnd"/>
-      <w:r>
-        <w:rPr>
-          <w:rFonts w:ascii="Calibri" w:eastAsia="Calibri" w:hAnsi="Calibri" w:cs="Calibri"/>
-          <w:sz w:val="22"/>
-          <w:szCs w:val="22"/>
-        </w:rPr>
-        <w:t xml:space="preserve"> </w:t>
-      </w:r>
-      <w:proofErr w:type="spellStart"/>
-      <w:r>
-        <w:rPr>
-          <w:rFonts w:ascii="Calibri" w:eastAsia="Calibri" w:hAnsi="Calibri" w:cs="Calibri"/>
-          <w:sz w:val="22"/>
-          <w:szCs w:val="22"/>
-        </w:rPr>
-        <w:t>across</w:t>
-      </w:r>
-      <w:proofErr w:type="spellEnd"/>
-      <w:r>
-        <w:rPr>
-          <w:rFonts w:ascii="Calibri" w:eastAsia="Calibri" w:hAnsi="Calibri" w:cs="Calibri"/>
-          <w:sz w:val="22"/>
-          <w:szCs w:val="22"/>
-        </w:rPr>
-        <w:t xml:space="preserve"> digital </w:t>
-      </w:r>
-      <w:proofErr w:type="spellStart"/>
-      <w:r>
-        <w:rPr>
-          <w:rFonts w:ascii="Calibri" w:eastAsia="Calibri" w:hAnsi="Calibri" w:cs="Calibri"/>
-          <w:sz w:val="22"/>
-          <w:szCs w:val="22"/>
-        </w:rPr>
-        <w:t>channels</w:t>
-      </w:r>
-      <w:proofErr w:type="spellEnd"/>
-      <w:r>
-        <w:rPr>
-          <w:rFonts w:ascii="Calibri" w:eastAsia="Calibri" w:hAnsi="Calibri" w:cs="Calibri"/>
-          <w:sz w:val="22"/>
-          <w:szCs w:val="22"/>
-        </w:rPr>
-        <w:t xml:space="preserve"> </w:t>
-      </w:r>
-      <w:proofErr w:type="spellStart"/>
-      <w:r>
-        <w:rPr>
-          <w:rFonts w:ascii="Calibri" w:eastAsia="Calibri" w:hAnsi="Calibri" w:cs="Calibri"/>
-          <w:sz w:val="22"/>
-          <w:szCs w:val="22"/>
-        </w:rPr>
-        <w:t>that</w:t>
-      </w:r>
-      <w:proofErr w:type="spellEnd"/>
-      <w:r>
-        <w:rPr>
-          <w:rFonts w:ascii="Calibri" w:eastAsia="Calibri" w:hAnsi="Calibri" w:cs="Calibri"/>
-          <w:sz w:val="22"/>
-          <w:szCs w:val="22"/>
-        </w:rPr>
-        <w:t xml:space="preserve"> </w:t>
-      </w:r>
-      <w:proofErr w:type="spellStart"/>
-      <w:r>
-        <w:rPr>
-          <w:rFonts w:ascii="Calibri" w:eastAsia="Calibri" w:hAnsi="Calibri" w:cs="Calibri"/>
-          <w:sz w:val="22"/>
-          <w:szCs w:val="22"/>
-        </w:rPr>
-        <w:t>were</w:t>
-      </w:r>
-      <w:proofErr w:type="spellEnd"/>
-      <w:r>
-        <w:rPr>
-          <w:rFonts w:ascii="Calibri" w:eastAsia="Calibri" w:hAnsi="Calibri" w:cs="Calibri"/>
-          <w:sz w:val="22"/>
-          <w:szCs w:val="22"/>
-        </w:rPr>
-        <w:t xml:space="preserve"> </w:t>
-      </w:r>
-      <w:proofErr w:type="spellStart"/>
-      <w:r>
-        <w:rPr>
-          <w:rFonts w:ascii="Calibri" w:eastAsia="Calibri" w:hAnsi="Calibri" w:cs="Calibri"/>
-          <w:sz w:val="22"/>
-          <w:szCs w:val="22"/>
-        </w:rPr>
-        <w:t>never</w:t>
-      </w:r>
-      <w:proofErr w:type="spellEnd"/>
-      <w:r>
-        <w:rPr>
-          <w:rFonts w:ascii="Calibri" w:eastAsia="Calibri" w:hAnsi="Calibri" w:cs="Calibri"/>
-          <w:sz w:val="22"/>
-          <w:szCs w:val="22"/>
-        </w:rPr>
-        <w:t xml:space="preserve"> </w:t>
-      </w:r>
-      <w:proofErr w:type="spellStart"/>
-      <w:r>
-        <w:rPr>
-          <w:rFonts w:ascii="Calibri" w:eastAsia="Calibri" w:hAnsi="Calibri" w:cs="Calibri"/>
-          <w:sz w:val="22"/>
-          <w:szCs w:val="22"/>
-        </w:rPr>
-        <w:t>designed</w:t>
-      </w:r>
-      <w:proofErr w:type="spellEnd"/>
-      <w:r>
-        <w:rPr>
-          <w:rFonts w:ascii="Calibri" w:eastAsia="Calibri" w:hAnsi="Calibri" w:cs="Calibri"/>
-          <w:sz w:val="22"/>
-          <w:szCs w:val="22"/>
-        </w:rPr>
-        <w:t xml:space="preserve"> </w:t>
-      </w:r>
-      <w:proofErr w:type="spellStart"/>
-      <w:r>
-        <w:rPr>
-          <w:rFonts w:ascii="Calibri" w:eastAsia="Calibri" w:hAnsi="Calibri" w:cs="Calibri"/>
-          <w:sz w:val="22"/>
-          <w:szCs w:val="22"/>
-        </w:rPr>
-        <w:t>to</w:t>
-      </w:r>
-      <w:proofErr w:type="spellEnd"/>
-      <w:r>
-        <w:rPr>
-          <w:rFonts w:ascii="Calibri" w:eastAsia="Calibri" w:hAnsi="Calibri" w:cs="Calibri"/>
-          <w:sz w:val="22"/>
-          <w:szCs w:val="22"/>
-        </w:rPr>
-        <w:t xml:space="preserve"> </w:t>
-      </w:r>
-      <w:proofErr w:type="spellStart"/>
-      <w:r>
-        <w:rPr>
-          <w:rFonts w:ascii="Calibri" w:eastAsia="Calibri" w:hAnsi="Calibri" w:cs="Calibri"/>
-          <w:sz w:val="22"/>
-          <w:szCs w:val="22"/>
-        </w:rPr>
-        <w:t>communicate</w:t>
-      </w:r>
-      <w:proofErr w:type="spellEnd"/>
-      <w:r>
-        <w:rPr>
-          <w:rFonts w:ascii="Calibri" w:eastAsia="Calibri" w:hAnsi="Calibri" w:cs="Calibri"/>
-          <w:sz w:val="22"/>
-          <w:szCs w:val="22"/>
-        </w:rPr>
-        <w:t xml:space="preserve"> </w:t>
-      </w:r>
-      <w:proofErr w:type="spellStart"/>
-      <w:r>
-        <w:rPr>
-          <w:rFonts w:ascii="Calibri" w:eastAsia="Calibri" w:hAnsi="Calibri" w:cs="Calibri"/>
-          <w:sz w:val="22"/>
-          <w:szCs w:val="22"/>
-        </w:rPr>
-        <w:t>with</w:t>
-      </w:r>
-      <w:proofErr w:type="spellEnd"/>
-      <w:r>
-        <w:rPr>
-          <w:rFonts w:ascii="Calibri" w:eastAsia="Calibri" w:hAnsi="Calibri" w:cs="Calibri"/>
-          <w:sz w:val="22"/>
-          <w:szCs w:val="22"/>
-        </w:rPr>
-        <w:t xml:space="preserve"> one </w:t>
-      </w:r>
-      <w:proofErr w:type="spellStart"/>
-      <w:r>
-        <w:rPr>
-          <w:rFonts w:ascii="Calibri" w:eastAsia="Calibri" w:hAnsi="Calibri" w:cs="Calibri"/>
-          <w:sz w:val="22"/>
-          <w:szCs w:val="22"/>
-        </w:rPr>
-        <w:t>another</w:t>
-      </w:r>
-      <w:proofErr w:type="spellEnd"/>
-      <w:r>
-        <w:rPr>
-          <w:rFonts w:ascii="Calibri" w:eastAsia="Calibri" w:hAnsi="Calibri" w:cs="Calibri"/>
-          <w:sz w:val="22"/>
-          <w:szCs w:val="22"/>
-        </w:rPr>
-        <w:t>.</w:t>
-      </w:r>
-    </w:p>
-    <w:p>
-      <w:pPr>
-        <w:spacing w:after="200" w:line="276" w:lineRule="auto"/>
-        <w:jc w:val="both"/>
-        <w:rPr>
-          <w:rFonts w:ascii="Calibri" w:eastAsia="Calibri" w:hAnsi="Calibri" w:cs="Calibri"/>
-          <w:sz w:val="22"/>
-          <w:szCs w:val="22"/>
-        </w:rPr>
-      </w:pPr>
-    </w:p>
-    <w:p>
-      <w:pPr>
-        <w:spacing w:after="200" w:line="276" w:lineRule="auto"/>
-        <w:jc w:val="both"/>
-        <w:rPr>
-          <w:u w:val="single"/>
-        </w:rPr>
-      </w:pPr>
-      <w:r>
-        <w:rPr>
-          <w:rFonts w:ascii="Calibri" w:eastAsia="Calibri" w:hAnsi="Calibri" w:cs="Calibri"/>
-          <w:b/>
-          <w:bCs/>
-          <w:sz w:val="22"/>
-          <w:szCs w:val="22"/>
-        </w:rPr>
-        <w:t xml:space="preserve">Individual </w:t>
-      </w:r>
-      <w:proofErr w:type="spellStart"/>
-      <w:r>
-        <w:rPr>
-          <w:rFonts w:ascii="Calibri" w:eastAsia="Calibri" w:hAnsi="Calibri" w:cs="Calibri"/>
-          <w:b/>
-          <w:bCs/>
-          <w:sz w:val="22"/>
-          <w:szCs w:val="22"/>
-        </w:rPr>
-        <w:t>Conclusion</w:t>
-      </w:r>
-      <w:proofErr w:type="spellEnd"/>
-      <w:r>
-        <w:rPr>
-          <w:rFonts w:ascii="Calibri" w:eastAsia="Calibri" w:hAnsi="Calibri" w:cs="Calibri"/>
-          <w:b/>
-          <w:bCs/>
-          <w:sz w:val="22"/>
-          <w:szCs w:val="22"/>
-        </w:rPr>
-        <w:t xml:space="preserve"> — Student </w:t>
-      </w:r>
-      <w:r>
-        <w:rPr>
-          <w:rFonts w:ascii="Calibri" w:eastAsia="Calibri" w:hAnsi="Calibri" w:cs="Calibri"/>
-          <w:b/>
-          <w:bCs/>
-          <w:sz w:val="22"/>
-          <w:szCs w:val="22"/>
-        </w:rPr>
-        <w:t>3</w:t>
-      </w:r>
-    </w:p>
-    <w:p>
-      <w:pPr>
-        <w:spacing w:after="200" w:line="276" w:lineRule="auto"/>
-        <w:jc w:val="both"/>
-      </w:pPr>
-      <w:proofErr w:type="spellStart"/>
-      <w:r>
-        <w:rPr>
-          <w:rFonts w:ascii="Calibri" w:eastAsia="Calibri" w:hAnsi="Calibri" w:cs="Calibri"/>
-          <w:sz w:val="22"/>
-          <w:szCs w:val="22"/>
-        </w:rPr>
-        <w:t>This</w:t>
-      </w:r>
-      <w:proofErr w:type="spellEnd"/>
-      <w:r>
-        <w:rPr>
-          <w:rFonts w:ascii="Calibri" w:eastAsia="Calibri" w:hAnsi="Calibri" w:cs="Calibri"/>
-          <w:sz w:val="22"/>
-          <w:szCs w:val="22"/>
-        </w:rPr>
-        <w:t xml:space="preserve"> </w:t>
-      </w:r>
-      <w:proofErr w:type="spellStart"/>
-      <w:r>
-        <w:rPr>
-          <w:rFonts w:ascii="Calibri" w:eastAsia="Calibri" w:hAnsi="Calibri" w:cs="Calibri"/>
-          <w:sz w:val="22"/>
-          <w:szCs w:val="22"/>
-        </w:rPr>
-        <w:t>project</w:t>
-      </w:r>
-      <w:proofErr w:type="spellEnd"/>
-      <w:r>
-        <w:rPr>
-          <w:rFonts w:ascii="Calibri" w:eastAsia="Calibri" w:hAnsi="Calibri" w:cs="Calibri"/>
-          <w:sz w:val="22"/>
-          <w:szCs w:val="22"/>
-        </w:rPr>
-        <w:t xml:space="preserve"> </w:t>
-      </w:r>
-      <w:proofErr w:type="spellStart"/>
-      <w:r>
-        <w:rPr>
-          <w:rFonts w:ascii="Calibri" w:eastAsia="Calibri" w:hAnsi="Calibri" w:cs="Calibri"/>
-          <w:sz w:val="22"/>
-          <w:szCs w:val="22"/>
-        </w:rPr>
-        <w:t>offered</w:t>
-      </w:r>
-      <w:proofErr w:type="spellEnd"/>
-      <w:r>
-        <w:rPr>
-          <w:rFonts w:ascii="Calibri" w:eastAsia="Calibri" w:hAnsi="Calibri" w:cs="Calibri"/>
-          <w:sz w:val="22"/>
-          <w:szCs w:val="22"/>
-        </w:rPr>
-        <w:t xml:space="preserve"> a concrete </w:t>
-      </w:r>
-      <w:proofErr w:type="spellStart"/>
-      <w:r>
-        <w:rPr>
-          <w:rFonts w:ascii="Calibri" w:eastAsia="Calibri" w:hAnsi="Calibri" w:cs="Calibri"/>
-          <w:sz w:val="22"/>
-          <w:szCs w:val="22"/>
-        </w:rPr>
-        <w:t>opportunity</w:t>
-      </w:r>
-      <w:proofErr w:type="spellEnd"/>
-      <w:r>
-        <w:rPr>
-          <w:rFonts w:ascii="Calibri" w:eastAsia="Calibri" w:hAnsi="Calibri" w:cs="Calibri"/>
-          <w:sz w:val="22"/>
-          <w:szCs w:val="22"/>
-        </w:rPr>
-        <w:t xml:space="preserve"> </w:t>
-      </w:r>
-      <w:proofErr w:type="spellStart"/>
-      <w:r>
-        <w:rPr>
-          <w:rFonts w:ascii="Calibri" w:eastAsia="Calibri" w:hAnsi="Calibri" w:cs="Calibri"/>
-          <w:sz w:val="22"/>
-          <w:szCs w:val="22"/>
-        </w:rPr>
-        <w:t>to</w:t>
-      </w:r>
-      <w:proofErr w:type="spellEnd"/>
-      <w:r>
-        <w:rPr>
-          <w:rFonts w:ascii="Calibri" w:eastAsia="Calibri" w:hAnsi="Calibri" w:cs="Calibri"/>
-          <w:sz w:val="22"/>
-          <w:szCs w:val="22"/>
-        </w:rPr>
-        <w:t xml:space="preserve"> </w:t>
-      </w:r>
-      <w:proofErr w:type="spellStart"/>
-      <w:r>
-        <w:rPr>
-          <w:rFonts w:ascii="Calibri" w:eastAsia="Calibri" w:hAnsi="Calibri" w:cs="Calibri"/>
-          <w:sz w:val="22"/>
-          <w:szCs w:val="22"/>
-        </w:rPr>
-        <w:t>apply</w:t>
-      </w:r>
-      <w:proofErr w:type="spellEnd"/>
-      <w:r>
-        <w:rPr>
-          <w:rFonts w:ascii="Calibri" w:eastAsia="Calibri" w:hAnsi="Calibri" w:cs="Calibri"/>
-          <w:sz w:val="22"/>
-          <w:szCs w:val="22"/>
-        </w:rPr>
-        <w:t xml:space="preserve">, in </w:t>
-      </w:r>
-      <w:proofErr w:type="spellStart"/>
-      <w:r>
-        <w:rPr>
-          <w:rFonts w:ascii="Calibri" w:eastAsia="Calibri" w:hAnsi="Calibri" w:cs="Calibri"/>
-          <w:sz w:val="22"/>
-          <w:szCs w:val="22"/>
-        </w:rPr>
-        <w:t>an</w:t>
-      </w:r>
-      <w:proofErr w:type="spellEnd"/>
-      <w:r>
-        <w:rPr>
-          <w:rFonts w:ascii="Calibri" w:eastAsia="Calibri" w:hAnsi="Calibri" w:cs="Calibri"/>
-          <w:sz w:val="22"/>
-          <w:szCs w:val="22"/>
-        </w:rPr>
-        <w:t xml:space="preserve"> </w:t>
-      </w:r>
-      <w:proofErr w:type="spellStart"/>
-      <w:r>
-        <w:rPr>
-          <w:rFonts w:ascii="Calibri" w:eastAsia="Calibri" w:hAnsi="Calibri" w:cs="Calibri"/>
-          <w:sz w:val="22"/>
-          <w:szCs w:val="22"/>
-        </w:rPr>
-        <w:t>integrated</w:t>
-      </w:r>
-      <w:proofErr w:type="spellEnd"/>
-      <w:r>
-        <w:rPr>
-          <w:rFonts w:ascii="Calibri" w:eastAsia="Calibri" w:hAnsi="Calibri" w:cs="Calibri"/>
-          <w:sz w:val="22"/>
-          <w:szCs w:val="22"/>
-        </w:rPr>
-        <w:t xml:space="preserve"> </w:t>
-      </w:r>
-      <w:proofErr w:type="spellStart"/>
-      <w:r>
-        <w:rPr>
-          <w:rFonts w:ascii="Calibri" w:eastAsia="Calibri" w:hAnsi="Calibri" w:cs="Calibri"/>
-          <w:sz w:val="22"/>
-          <w:szCs w:val="22"/>
-        </w:rPr>
-        <w:t>way</w:t>
-      </w:r>
-      <w:proofErr w:type="spellEnd"/>
-      <w:r>
-        <w:rPr>
-          <w:rFonts w:ascii="Calibri" w:eastAsia="Calibri" w:hAnsi="Calibri" w:cs="Calibri"/>
-          <w:sz w:val="22"/>
-          <w:szCs w:val="22"/>
-        </w:rPr>
-        <w:t xml:space="preserve">, </w:t>
-      </w:r>
-      <w:proofErr w:type="spellStart"/>
-      <w:r>
-        <w:rPr>
-          <w:rFonts w:ascii="Calibri" w:eastAsia="Calibri" w:hAnsi="Calibri" w:cs="Calibri"/>
-          <w:sz w:val="22"/>
-          <w:szCs w:val="22"/>
-        </w:rPr>
-        <w:t>the</w:t>
-      </w:r>
-      <w:proofErr w:type="spellEnd"/>
-      <w:r>
-        <w:rPr>
-          <w:rFonts w:ascii="Calibri" w:eastAsia="Calibri" w:hAnsi="Calibri" w:cs="Calibri"/>
-          <w:sz w:val="22"/>
-          <w:szCs w:val="22"/>
-        </w:rPr>
-        <w:t xml:space="preserve"> </w:t>
-      </w:r>
-      <w:proofErr w:type="spellStart"/>
-      <w:r>
-        <w:rPr>
-          <w:rFonts w:ascii="Calibri" w:eastAsia="Calibri" w:hAnsi="Calibri" w:cs="Calibri"/>
-          <w:sz w:val="22"/>
-          <w:szCs w:val="22"/>
-        </w:rPr>
-        <w:t>knowledge</w:t>
-      </w:r>
-      <w:proofErr w:type="spellEnd"/>
-      <w:r>
-        <w:rPr>
-          <w:rFonts w:ascii="Calibri" w:eastAsia="Calibri" w:hAnsi="Calibri" w:cs="Calibri"/>
-          <w:sz w:val="22"/>
-          <w:szCs w:val="22"/>
-        </w:rPr>
-        <w:t xml:space="preserve"> </w:t>
-      </w:r>
-      <w:proofErr w:type="spellStart"/>
-      <w:r>
-        <w:rPr>
-          <w:rFonts w:ascii="Calibri" w:eastAsia="Calibri" w:hAnsi="Calibri" w:cs="Calibri"/>
-          <w:sz w:val="22"/>
-          <w:szCs w:val="22"/>
-        </w:rPr>
-        <w:t>developed</w:t>
-      </w:r>
-      <w:proofErr w:type="spellEnd"/>
-      <w:r>
-        <w:rPr>
-          <w:rFonts w:ascii="Calibri" w:eastAsia="Calibri" w:hAnsi="Calibri" w:cs="Calibri"/>
-          <w:sz w:val="22"/>
-          <w:szCs w:val="22"/>
-        </w:rPr>
-        <w:t xml:space="preserve"> </w:t>
-      </w:r>
-      <w:proofErr w:type="spellStart"/>
-      <w:r>
-        <w:rPr>
-          <w:rFonts w:ascii="Calibri" w:eastAsia="Calibri" w:hAnsi="Calibri" w:cs="Calibri"/>
-          <w:sz w:val="22"/>
-          <w:szCs w:val="22"/>
-        </w:rPr>
-        <w:t>throughout</w:t>
-      </w:r>
-      <w:proofErr w:type="spellEnd"/>
-      <w:r>
-        <w:rPr>
-          <w:rFonts w:ascii="Calibri" w:eastAsia="Calibri" w:hAnsi="Calibri" w:cs="Calibri"/>
-          <w:sz w:val="22"/>
-          <w:szCs w:val="22"/>
-        </w:rPr>
-        <w:t xml:space="preserve"> </w:t>
-      </w:r>
-      <w:proofErr w:type="spellStart"/>
-      <w:r>
-        <w:rPr>
-          <w:rFonts w:ascii="Calibri" w:eastAsia="Calibri" w:hAnsi="Calibri" w:cs="Calibri"/>
-          <w:sz w:val="22"/>
-          <w:szCs w:val="22"/>
-        </w:rPr>
-        <w:t>the</w:t>
-      </w:r>
-      <w:proofErr w:type="spellEnd"/>
-      <w:r>
-        <w:rPr>
-          <w:rFonts w:ascii="Calibri" w:eastAsia="Calibri" w:hAnsi="Calibri" w:cs="Calibri"/>
-          <w:sz w:val="22"/>
-          <w:szCs w:val="22"/>
-        </w:rPr>
-        <w:t xml:space="preserve"> </w:t>
-      </w:r>
-      <w:proofErr w:type="spellStart"/>
-      <w:r>
-        <w:rPr>
-          <w:rFonts w:ascii="Calibri" w:eastAsia="Calibri" w:hAnsi="Calibri" w:cs="Calibri"/>
-          <w:sz w:val="22"/>
-          <w:szCs w:val="22"/>
-        </w:rPr>
-        <w:t>Information</w:t>
-      </w:r>
-      <w:proofErr w:type="spellEnd"/>
-      <w:r>
-        <w:rPr>
-          <w:rFonts w:ascii="Calibri" w:eastAsia="Calibri" w:hAnsi="Calibri" w:cs="Calibri"/>
-          <w:sz w:val="22"/>
-          <w:szCs w:val="22"/>
-        </w:rPr>
-        <w:t xml:space="preserve"> </w:t>
-      </w:r>
-      <w:proofErr w:type="spellStart"/>
-      <w:r>
-        <w:rPr>
-          <w:rFonts w:ascii="Calibri" w:eastAsia="Calibri" w:hAnsi="Calibri" w:cs="Calibri"/>
-          <w:sz w:val="22"/>
-          <w:szCs w:val="22"/>
-        </w:rPr>
-        <w:t>Technology</w:t>
-      </w:r>
-      <w:proofErr w:type="spellEnd"/>
-      <w:r>
-        <w:rPr>
-          <w:rFonts w:ascii="Calibri" w:eastAsia="Calibri" w:hAnsi="Calibri" w:cs="Calibri"/>
-          <w:sz w:val="22"/>
-          <w:szCs w:val="22"/>
-        </w:rPr>
-        <w:t xml:space="preserve"> </w:t>
-      </w:r>
-      <w:proofErr w:type="spellStart"/>
-      <w:r>
-        <w:rPr>
-          <w:rFonts w:ascii="Calibri" w:eastAsia="Calibri" w:hAnsi="Calibri" w:cs="Calibri"/>
-          <w:sz w:val="22"/>
-          <w:szCs w:val="22"/>
-        </w:rPr>
-        <w:t>Engineering</w:t>
-      </w:r>
-      <w:proofErr w:type="spellEnd"/>
-      <w:r>
-        <w:rPr>
-          <w:rFonts w:ascii="Calibri" w:eastAsia="Calibri" w:hAnsi="Calibri" w:cs="Calibri"/>
-          <w:sz w:val="22"/>
-          <w:szCs w:val="22"/>
-        </w:rPr>
-        <w:t xml:space="preserve"> </w:t>
-      </w:r>
-      <w:proofErr w:type="spellStart"/>
-      <w:r>
-        <w:rPr>
-          <w:rFonts w:ascii="Calibri" w:eastAsia="Calibri" w:hAnsi="Calibri" w:cs="Calibri"/>
-          <w:sz w:val="22"/>
-          <w:szCs w:val="22"/>
-        </w:rPr>
-        <w:t>program</w:t>
-      </w:r>
-      <w:proofErr w:type="spellEnd"/>
-      <w:r>
-        <w:rPr>
-          <w:rFonts w:ascii="Calibri" w:eastAsia="Calibri" w:hAnsi="Calibri" w:cs="Calibri"/>
-          <w:sz w:val="22"/>
-          <w:szCs w:val="22"/>
-        </w:rPr>
-        <w:t xml:space="preserve">. Rather </w:t>
-      </w:r>
-      <w:proofErr w:type="spellStart"/>
-      <w:r>
-        <w:rPr>
-          <w:rFonts w:ascii="Calibri" w:eastAsia="Calibri" w:hAnsi="Calibri" w:cs="Calibri"/>
-          <w:sz w:val="22"/>
-          <w:szCs w:val="22"/>
-        </w:rPr>
-        <w:t>than</w:t>
-      </w:r>
-      <w:proofErr w:type="spellEnd"/>
-      <w:r>
-        <w:rPr>
-          <w:rFonts w:ascii="Calibri" w:eastAsia="Calibri" w:hAnsi="Calibri" w:cs="Calibri"/>
-          <w:sz w:val="22"/>
-          <w:szCs w:val="22"/>
-        </w:rPr>
-        <w:t xml:space="preserve"> </w:t>
-      </w:r>
-      <w:proofErr w:type="spellStart"/>
-      <w:r>
-        <w:rPr>
-          <w:rFonts w:ascii="Calibri" w:eastAsia="Calibri" w:hAnsi="Calibri" w:cs="Calibri"/>
-          <w:sz w:val="22"/>
-          <w:szCs w:val="22"/>
-        </w:rPr>
-        <w:t>being</w:t>
-      </w:r>
-      <w:proofErr w:type="spellEnd"/>
-      <w:r>
-        <w:rPr>
-          <w:rFonts w:ascii="Calibri" w:eastAsia="Calibri" w:hAnsi="Calibri" w:cs="Calibri"/>
-          <w:sz w:val="22"/>
-          <w:szCs w:val="22"/>
-        </w:rPr>
-        <w:t xml:space="preserve"> </w:t>
-      </w:r>
-      <w:proofErr w:type="spellStart"/>
-      <w:r>
-        <w:rPr>
-          <w:rFonts w:ascii="Calibri" w:eastAsia="Calibri" w:hAnsi="Calibri" w:cs="Calibri"/>
-          <w:sz w:val="22"/>
-          <w:szCs w:val="22"/>
-        </w:rPr>
-        <w:t>an</w:t>
-      </w:r>
-      <w:proofErr w:type="spellEnd"/>
-      <w:r>
-        <w:rPr>
-          <w:rFonts w:ascii="Calibri" w:eastAsia="Calibri" w:hAnsi="Calibri" w:cs="Calibri"/>
-          <w:sz w:val="22"/>
-          <w:szCs w:val="22"/>
-        </w:rPr>
-        <w:t xml:space="preserve"> </w:t>
-      </w:r>
-      <w:proofErr w:type="spellStart"/>
-      <w:r>
-        <w:rPr>
-          <w:rFonts w:ascii="Calibri" w:eastAsia="Calibri" w:hAnsi="Calibri" w:cs="Calibri"/>
-          <w:sz w:val="22"/>
-          <w:szCs w:val="22"/>
-        </w:rPr>
-        <w:t>abstract</w:t>
-      </w:r>
-      <w:proofErr w:type="spellEnd"/>
-      <w:r>
-        <w:rPr>
-          <w:rFonts w:ascii="Calibri" w:eastAsia="Calibri" w:hAnsi="Calibri" w:cs="Calibri"/>
-          <w:sz w:val="22"/>
-          <w:szCs w:val="22"/>
-        </w:rPr>
-        <w:t xml:space="preserve"> </w:t>
-      </w:r>
-      <w:proofErr w:type="spellStart"/>
-      <w:r>
-        <w:rPr>
-          <w:rFonts w:ascii="Calibri" w:eastAsia="Calibri" w:hAnsi="Calibri" w:cs="Calibri"/>
-          <w:sz w:val="22"/>
-          <w:szCs w:val="22"/>
-        </w:rPr>
-        <w:t>exercise</w:t>
-      </w:r>
-      <w:proofErr w:type="spellEnd"/>
-      <w:r>
-        <w:rPr>
-          <w:rFonts w:ascii="Calibri" w:eastAsia="Calibri" w:hAnsi="Calibri" w:cs="Calibri"/>
-          <w:sz w:val="22"/>
-          <w:szCs w:val="22"/>
-        </w:rPr>
-        <w:t xml:space="preserve">, </w:t>
-      </w:r>
-      <w:proofErr w:type="spellStart"/>
-      <w:r>
-        <w:rPr>
-          <w:rFonts w:ascii="Calibri" w:eastAsia="Calibri" w:hAnsi="Calibri" w:cs="Calibri"/>
-          <w:sz w:val="22"/>
-          <w:szCs w:val="22"/>
-        </w:rPr>
-        <w:t>the</w:t>
-      </w:r>
-      <w:proofErr w:type="spellEnd"/>
-      <w:r>
-        <w:rPr>
-          <w:rFonts w:ascii="Calibri" w:eastAsia="Calibri" w:hAnsi="Calibri" w:cs="Calibri"/>
-          <w:sz w:val="22"/>
-          <w:szCs w:val="22"/>
-        </w:rPr>
-        <w:t xml:space="preserve"> </w:t>
-      </w:r>
-      <w:proofErr w:type="spellStart"/>
-      <w:r>
-        <w:rPr>
-          <w:rFonts w:ascii="Calibri" w:eastAsia="Calibri" w:hAnsi="Calibri" w:cs="Calibri"/>
-          <w:sz w:val="22"/>
-          <w:szCs w:val="22"/>
-        </w:rPr>
-        <w:t>proposed</w:t>
-      </w:r>
-      <w:proofErr w:type="spellEnd"/>
-      <w:r>
-        <w:rPr>
-          <w:rFonts w:ascii="Calibri" w:eastAsia="Calibri" w:hAnsi="Calibri" w:cs="Calibri"/>
-          <w:sz w:val="22"/>
-          <w:szCs w:val="22"/>
-        </w:rPr>
-        <w:t xml:space="preserve"> </w:t>
-      </w:r>
-      <w:proofErr w:type="spellStart"/>
-      <w:r>
-        <w:rPr>
-          <w:rFonts w:ascii="Calibri" w:eastAsia="Calibri" w:hAnsi="Calibri" w:cs="Calibri"/>
-          <w:sz w:val="22"/>
-          <w:szCs w:val="22"/>
-        </w:rPr>
-        <w:t>application</w:t>
-      </w:r>
-      <w:proofErr w:type="spellEnd"/>
-      <w:r>
-        <w:rPr>
-          <w:rFonts w:ascii="Calibri" w:eastAsia="Calibri" w:hAnsi="Calibri" w:cs="Calibri"/>
-          <w:sz w:val="22"/>
-          <w:szCs w:val="22"/>
-        </w:rPr>
-        <w:t xml:space="preserve"> </w:t>
-      </w:r>
-      <w:proofErr w:type="spellStart"/>
-      <w:r>
-        <w:rPr>
-          <w:rFonts w:ascii="Calibri" w:eastAsia="Calibri" w:hAnsi="Calibri" w:cs="Calibri"/>
-          <w:sz w:val="22"/>
-          <w:szCs w:val="22"/>
-        </w:rPr>
-        <w:t>responds</w:t>
-      </w:r>
-      <w:proofErr w:type="spellEnd"/>
-      <w:r>
-        <w:rPr>
-          <w:rFonts w:ascii="Calibri" w:eastAsia="Calibri" w:hAnsi="Calibri" w:cs="Calibri"/>
-          <w:sz w:val="22"/>
-          <w:szCs w:val="22"/>
-        </w:rPr>
-        <w:t xml:space="preserve"> </w:t>
-      </w:r>
-      <w:proofErr w:type="spellStart"/>
-      <w:r>
-        <w:rPr>
-          <w:rFonts w:ascii="Calibri" w:eastAsia="Calibri" w:hAnsi="Calibri" w:cs="Calibri"/>
-          <w:sz w:val="22"/>
-          <w:szCs w:val="22"/>
-        </w:rPr>
-        <w:t>to</w:t>
-      </w:r>
-      <w:proofErr w:type="spellEnd"/>
-      <w:r>
-        <w:rPr>
-          <w:rFonts w:ascii="Calibri" w:eastAsia="Calibri" w:hAnsi="Calibri" w:cs="Calibri"/>
-          <w:sz w:val="22"/>
-          <w:szCs w:val="22"/>
-        </w:rPr>
-        <w:t xml:space="preserve"> a </w:t>
-      </w:r>
-      <w:proofErr w:type="spellStart"/>
-      <w:r>
-        <w:rPr>
-          <w:rFonts w:ascii="Calibri" w:eastAsia="Calibri" w:hAnsi="Calibri" w:cs="Calibri"/>
-          <w:sz w:val="22"/>
-          <w:szCs w:val="22"/>
-        </w:rPr>
-        <w:t>problem</w:t>
-      </w:r>
-      <w:proofErr w:type="spellEnd"/>
-      <w:r>
-        <w:rPr>
-          <w:rFonts w:ascii="Calibri" w:eastAsia="Calibri" w:hAnsi="Calibri" w:cs="Calibri"/>
-          <w:sz w:val="22"/>
-          <w:szCs w:val="22"/>
-        </w:rPr>
-        <w:t xml:space="preserve"> I </w:t>
-      </w:r>
-      <w:proofErr w:type="spellStart"/>
-      <w:r>
-        <w:rPr>
-          <w:rFonts w:ascii="Calibri" w:eastAsia="Calibri" w:hAnsi="Calibri" w:cs="Calibri"/>
-          <w:sz w:val="22"/>
-          <w:szCs w:val="22"/>
-        </w:rPr>
-        <w:t>consider</w:t>
-      </w:r>
-      <w:proofErr w:type="spellEnd"/>
-      <w:r>
-        <w:rPr>
-          <w:rFonts w:ascii="Calibri" w:eastAsia="Calibri" w:hAnsi="Calibri" w:cs="Calibri"/>
-          <w:sz w:val="22"/>
-          <w:szCs w:val="22"/>
-        </w:rPr>
-        <w:t xml:space="preserve"> </w:t>
-      </w:r>
-      <w:proofErr w:type="spellStart"/>
-      <w:r>
-        <w:rPr>
-          <w:rFonts w:ascii="Calibri" w:eastAsia="Calibri" w:hAnsi="Calibri" w:cs="Calibri"/>
-          <w:sz w:val="22"/>
-          <w:szCs w:val="22"/>
-        </w:rPr>
-        <w:t>genuinely</w:t>
-      </w:r>
-      <w:proofErr w:type="spellEnd"/>
-      <w:r>
-        <w:rPr>
-          <w:rFonts w:ascii="Calibri" w:eastAsia="Calibri" w:hAnsi="Calibri" w:cs="Calibri"/>
-          <w:sz w:val="22"/>
-          <w:szCs w:val="22"/>
-        </w:rPr>
-        <w:t xml:space="preserve"> </w:t>
-      </w:r>
-      <w:proofErr w:type="spellStart"/>
-      <w:r>
-        <w:rPr>
-          <w:rFonts w:ascii="Calibri" w:eastAsia="Calibri" w:hAnsi="Calibri" w:cs="Calibri"/>
-          <w:sz w:val="22"/>
-          <w:szCs w:val="22"/>
-        </w:rPr>
-        <w:t>relevant</w:t>
-      </w:r>
-      <w:proofErr w:type="spellEnd"/>
-      <w:r>
-        <w:rPr>
-          <w:rFonts w:ascii="Calibri" w:eastAsia="Calibri" w:hAnsi="Calibri" w:cs="Calibri"/>
-          <w:sz w:val="22"/>
-          <w:szCs w:val="22"/>
-        </w:rPr>
-        <w:t xml:space="preserve">: </w:t>
-      </w:r>
-      <w:proofErr w:type="spellStart"/>
-      <w:r>
-        <w:rPr>
-          <w:rFonts w:ascii="Calibri" w:eastAsia="Calibri" w:hAnsi="Calibri" w:cs="Calibri"/>
-          <w:sz w:val="22"/>
-          <w:szCs w:val="22"/>
-        </w:rPr>
-        <w:t>the</w:t>
-      </w:r>
-      <w:proofErr w:type="spellEnd"/>
-      <w:r>
-        <w:rPr>
-          <w:rFonts w:ascii="Calibri" w:eastAsia="Calibri" w:hAnsi="Calibri" w:cs="Calibri"/>
-          <w:sz w:val="22"/>
-          <w:szCs w:val="22"/>
-        </w:rPr>
-        <w:t xml:space="preserve"> </w:t>
-      </w:r>
-      <w:proofErr w:type="spellStart"/>
-      <w:r>
-        <w:rPr>
-          <w:rFonts w:ascii="Calibri" w:eastAsia="Calibri" w:hAnsi="Calibri" w:cs="Calibri"/>
-          <w:sz w:val="22"/>
-          <w:szCs w:val="22"/>
-        </w:rPr>
-        <w:t>fragmentation</w:t>
-      </w:r>
-      <w:proofErr w:type="spellEnd"/>
-      <w:r>
-        <w:rPr>
-          <w:rFonts w:ascii="Calibri" w:eastAsia="Calibri" w:hAnsi="Calibri" w:cs="Calibri"/>
-          <w:sz w:val="22"/>
-          <w:szCs w:val="22"/>
-        </w:rPr>
-        <w:t xml:space="preserve"> </w:t>
-      </w:r>
-      <w:proofErr w:type="spellStart"/>
-      <w:r>
-        <w:rPr>
-          <w:rFonts w:ascii="Calibri" w:eastAsia="Calibri" w:hAnsi="Calibri" w:cs="Calibri"/>
-          <w:sz w:val="22"/>
-          <w:szCs w:val="22"/>
-        </w:rPr>
-        <w:t>of</w:t>
-      </w:r>
-      <w:proofErr w:type="spellEnd"/>
-      <w:r>
-        <w:rPr>
-          <w:rFonts w:ascii="Calibri" w:eastAsia="Calibri" w:hAnsi="Calibri" w:cs="Calibri"/>
-          <w:sz w:val="22"/>
-          <w:szCs w:val="22"/>
-        </w:rPr>
-        <w:t xml:space="preserve"> medical </w:t>
-      </w:r>
-      <w:proofErr w:type="spellStart"/>
-      <w:r>
-        <w:rPr>
-          <w:rFonts w:ascii="Calibri" w:eastAsia="Calibri" w:hAnsi="Calibri" w:cs="Calibri"/>
-          <w:sz w:val="22"/>
-          <w:szCs w:val="22"/>
-        </w:rPr>
-        <w:t>information</w:t>
-      </w:r>
-      <w:proofErr w:type="spellEnd"/>
-      <w:r>
-        <w:rPr>
-          <w:rFonts w:ascii="Calibri" w:eastAsia="Calibri" w:hAnsi="Calibri" w:cs="Calibri"/>
-          <w:sz w:val="22"/>
-          <w:szCs w:val="22"/>
-        </w:rPr>
-        <w:t xml:space="preserve"> </w:t>
-      </w:r>
-      <w:proofErr w:type="spellStart"/>
-      <w:r>
-        <w:rPr>
-          <w:rFonts w:ascii="Calibri" w:eastAsia="Calibri" w:hAnsi="Calibri" w:cs="Calibri"/>
-          <w:sz w:val="22"/>
-          <w:szCs w:val="22"/>
-        </w:rPr>
-        <w:t>across</w:t>
-      </w:r>
-      <w:proofErr w:type="spellEnd"/>
-      <w:r>
-        <w:rPr>
-          <w:rFonts w:ascii="Calibri" w:eastAsia="Calibri" w:hAnsi="Calibri" w:cs="Calibri"/>
-          <w:sz w:val="22"/>
-          <w:szCs w:val="22"/>
-        </w:rPr>
-        <w:t xml:space="preserve"> digital </w:t>
-      </w:r>
-      <w:proofErr w:type="spellStart"/>
-      <w:r>
-        <w:rPr>
-          <w:rFonts w:ascii="Calibri" w:eastAsia="Calibri" w:hAnsi="Calibri" w:cs="Calibri"/>
-          <w:sz w:val="22"/>
-          <w:szCs w:val="22"/>
-        </w:rPr>
-        <w:t>channels</w:t>
-      </w:r>
-      <w:proofErr w:type="spellEnd"/>
-      <w:r>
-        <w:rPr>
-          <w:rFonts w:ascii="Calibri" w:eastAsia="Calibri" w:hAnsi="Calibri" w:cs="Calibri"/>
-          <w:sz w:val="22"/>
-          <w:szCs w:val="22"/>
-        </w:rPr>
-        <w:t xml:space="preserve"> </w:t>
-      </w:r>
-      <w:proofErr w:type="spellStart"/>
-      <w:r>
-        <w:rPr>
-          <w:rFonts w:ascii="Calibri" w:eastAsia="Calibri" w:hAnsi="Calibri" w:cs="Calibri"/>
-          <w:sz w:val="22"/>
-          <w:szCs w:val="22"/>
-        </w:rPr>
-        <w:t>that</w:t>
-      </w:r>
-      <w:proofErr w:type="spellEnd"/>
-      <w:r>
-        <w:rPr>
-          <w:rFonts w:ascii="Calibri" w:eastAsia="Calibri" w:hAnsi="Calibri" w:cs="Calibri"/>
-          <w:sz w:val="22"/>
-          <w:szCs w:val="22"/>
-        </w:rPr>
-        <w:t xml:space="preserve"> </w:t>
-      </w:r>
-      <w:proofErr w:type="spellStart"/>
-      <w:r>
-        <w:rPr>
-          <w:rFonts w:ascii="Calibri" w:eastAsia="Calibri" w:hAnsi="Calibri" w:cs="Calibri"/>
-          <w:sz w:val="22"/>
-          <w:szCs w:val="22"/>
-        </w:rPr>
-        <w:t>were</w:t>
-      </w:r>
-      <w:proofErr w:type="spellEnd"/>
-      <w:r>
-        <w:rPr>
-          <w:rFonts w:ascii="Calibri" w:eastAsia="Calibri" w:hAnsi="Calibri" w:cs="Calibri"/>
-          <w:sz w:val="22"/>
-          <w:szCs w:val="22"/>
-        </w:rPr>
-        <w:t xml:space="preserve"> </w:t>
-      </w:r>
-      <w:proofErr w:type="spellStart"/>
-      <w:r>
-        <w:rPr>
-          <w:rFonts w:ascii="Calibri" w:eastAsia="Calibri" w:hAnsi="Calibri" w:cs="Calibri"/>
-          <w:sz w:val="22"/>
-          <w:szCs w:val="22"/>
-        </w:rPr>
-        <w:t>never</w:t>
-      </w:r>
-      <w:proofErr w:type="spellEnd"/>
-      <w:r>
-        <w:rPr>
-          <w:rFonts w:ascii="Calibri" w:eastAsia="Calibri" w:hAnsi="Calibri" w:cs="Calibri"/>
-          <w:sz w:val="22"/>
-          <w:szCs w:val="22"/>
-        </w:rPr>
-        <w:t xml:space="preserve"> </w:t>
-      </w:r>
-      <w:proofErr w:type="spellStart"/>
-      <w:r>
-        <w:rPr>
-          <w:rFonts w:ascii="Calibri" w:eastAsia="Calibri" w:hAnsi="Calibri" w:cs="Calibri"/>
-          <w:sz w:val="22"/>
-          <w:szCs w:val="22"/>
-        </w:rPr>
-        <w:t>designed</w:t>
-      </w:r>
-      <w:proofErr w:type="spellEnd"/>
-      <w:r>
-        <w:rPr>
-          <w:rFonts w:ascii="Calibri" w:eastAsia="Calibri" w:hAnsi="Calibri" w:cs="Calibri"/>
-          <w:sz w:val="22"/>
-          <w:szCs w:val="22"/>
-        </w:rPr>
-        <w:t xml:space="preserve"> </w:t>
-      </w:r>
-      <w:proofErr w:type="spellStart"/>
-      <w:r>
-        <w:rPr>
-          <w:rFonts w:ascii="Calibri" w:eastAsia="Calibri" w:hAnsi="Calibri" w:cs="Calibri"/>
-          <w:sz w:val="22"/>
-          <w:szCs w:val="22"/>
-        </w:rPr>
-        <w:t>to</w:t>
-      </w:r>
-      <w:proofErr w:type="spellEnd"/>
-      <w:r>
-        <w:rPr>
-          <w:rFonts w:ascii="Calibri" w:eastAsia="Calibri" w:hAnsi="Calibri" w:cs="Calibri"/>
-          <w:sz w:val="22"/>
-          <w:szCs w:val="22"/>
-        </w:rPr>
-        <w:t xml:space="preserve"> </w:t>
-      </w:r>
-      <w:proofErr w:type="spellStart"/>
-      <w:r>
-        <w:rPr>
-          <w:rFonts w:ascii="Calibri" w:eastAsia="Calibri" w:hAnsi="Calibri" w:cs="Calibri"/>
-          <w:sz w:val="22"/>
-          <w:szCs w:val="22"/>
-        </w:rPr>
-        <w:t>communicate</w:t>
-      </w:r>
-      <w:proofErr w:type="spellEnd"/>
-      <w:r>
-        <w:rPr>
-          <w:rFonts w:ascii="Calibri" w:eastAsia="Calibri" w:hAnsi="Calibri" w:cs="Calibri"/>
-          <w:sz w:val="22"/>
-          <w:szCs w:val="22"/>
-        </w:rPr>
-        <w:t xml:space="preserve"> </w:t>
-      </w:r>
-      <w:proofErr w:type="spellStart"/>
-      <w:r>
-        <w:rPr>
-          <w:rFonts w:ascii="Calibri" w:eastAsia="Calibri" w:hAnsi="Calibri" w:cs="Calibri"/>
-          <w:sz w:val="22"/>
-          <w:szCs w:val="22"/>
-        </w:rPr>
-        <w:t>with</w:t>
-      </w:r>
-      <w:proofErr w:type="spellEnd"/>
-      <w:r>
-        <w:rPr>
-          <w:rFonts w:ascii="Calibri" w:eastAsia="Calibri" w:hAnsi="Calibri" w:cs="Calibri"/>
-          <w:sz w:val="22"/>
-          <w:szCs w:val="22"/>
-        </w:rPr>
-        <w:t xml:space="preserve"> one </w:t>
-      </w:r>
-      <w:proofErr w:type="spellStart"/>
-      <w:r>
-        <w:rPr>
-          <w:rFonts w:ascii="Calibri" w:eastAsia="Calibri" w:hAnsi="Calibri" w:cs="Calibri"/>
-          <w:sz w:val="22"/>
-          <w:szCs w:val="22"/>
-        </w:rPr>
-        <w:t>another</w:t>
-      </w:r>
-      <w:proofErr w:type="spellEnd"/>
-      <w:r>
-        <w:rPr>
-          <w:rFonts w:ascii="Calibri" w:eastAsia="Calibri" w:hAnsi="Calibri" w:cs="Calibri"/>
-          <w:sz w:val="22"/>
-          <w:szCs w:val="22"/>
-        </w:rPr>
-        <w:t>.</w:t>
-      </w:r>
-    </w:p>
-    <w:p>
-      <w:pPr>
-        <w:spacing w:after="200" w:line="276" w:lineRule="auto"/>
-        <w:jc w:val="both"/>
-      </w:pPr>
+        <w:t xml:space="preserve"> y la interoperabilidad de plataformas modernas. Es coherente, además, que para la fase académica hayamos optado por un entorno </w:t>
+      </w:r>
+      <w:proofErr w:type="spellStart"/>
+      <w:r>
+        <w:rPr>
+          <w:rFonts w:ascii="Calibri" w:eastAsia="Calibri" w:hAnsi="Calibri" w:cs="Calibri"/>
+          <w:i/>
+          <w:iCs/>
+          <w:sz w:val="22"/>
+          <w:szCs w:val="22"/>
+        </w:rPr>
+        <w:t>sandbox</w:t>
+      </w:r>
+      <w:proofErr w:type="spellEnd"/>
+      <w:r>
+        <w:rPr>
+          <w:rFonts w:ascii="Calibri" w:eastAsia="Calibri" w:hAnsi="Calibri" w:cs="Calibri"/>
+          <w:sz w:val="22"/>
+          <w:szCs w:val="22"/>
+        </w:rPr>
+        <w:t xml:space="preserve"> y reglas de </w:t>
+      </w:r>
+      <w:proofErr w:type="spellStart"/>
+      <w:r>
+        <w:rPr>
+          <w:rFonts w:ascii="Calibri" w:eastAsia="Calibri" w:hAnsi="Calibri" w:cs="Calibri"/>
+          <w:sz w:val="22"/>
+          <w:szCs w:val="22"/>
+        </w:rPr>
+        <w:t>parseo</w:t>
+      </w:r>
+      <w:proofErr w:type="spellEnd"/>
+      <w:r>
+        <w:rPr>
+          <w:rFonts w:ascii="Calibri" w:eastAsia="Calibri" w:hAnsi="Calibri" w:cs="Calibri"/>
+          <w:sz w:val="22"/>
+          <w:szCs w:val="22"/>
+        </w:rPr>
+        <w:t xml:space="preserve"> acotadas en lugar de una certificación comercial de </w:t>
+      </w:r>
+      <w:proofErr w:type="spellStart"/>
+      <w:r>
+        <w:rPr>
+          <w:rFonts w:ascii="Calibri" w:eastAsia="Calibri" w:hAnsi="Calibri" w:cs="Calibri"/>
+          <w:sz w:val="22"/>
+          <w:szCs w:val="22"/>
+        </w:rPr>
+        <w:t>APIs</w:t>
+      </w:r>
+      <w:proofErr w:type="spellEnd"/>
+      <w:r>
+        <w:rPr>
+          <w:rFonts w:ascii="Calibri" w:eastAsia="Calibri" w:hAnsi="Calibri" w:cs="Calibri"/>
+          <w:sz w:val="22"/>
+          <w:szCs w:val="22"/>
+        </w:rPr>
+        <w:t xml:space="preserve"> en producción, un proceso administrativo complejo que queda para una etapa posterior, priorizando la estabilidad y la validación técnica del producto. En definitiva, el proyecto me permite consolidar mis competencias en el manejo de datos sensibles y servicios en la nube, aportando valor técnico concreto al equipo.</w:t>
+      </w:r>
     </w:p>
     <w:p>
       <w:pPr>
@@ -5916,17 +4235,7 @@
           <w:sz w:val="22"/>
           <w:szCs w:val="22"/>
         </w:rPr>
-        <w:t xml:space="preserve"> — Student </w:t>
-      </w:r>
-      <w:r>
-        <w:rPr>
-          <w:rFonts w:ascii="Calibri" w:eastAsia="Calibri" w:hAnsi="Calibri" w:cs="Calibri"/>
-          <w:b/>
-          <w:bCs/>
-          <w:sz w:val="22"/>
-          <w:szCs w:val="22"/>
-        </w:rPr>
-        <w:t>2</w:t>
+        <w:t xml:space="preserve"> — Student 2</w:t>
       </w:r>
     </w:p>
     <w:p>
@@ -7040,17 +5349,7 @@
           <w:sz w:val="22"/>
           <w:szCs w:val="22"/>
         </w:rPr>
-        <w:t xml:space="preserve"> — Student </w:t>
-      </w:r>
-      <w:r>
-        <w:rPr>
-          <w:rFonts w:ascii="Calibri" w:eastAsia="Calibri" w:hAnsi="Calibri" w:cs="Calibri"/>
-          <w:b/>
-          <w:bCs/>
-          <w:sz w:val="22"/>
-          <w:szCs w:val="22"/>
-        </w:rPr>
-        <w:t>3</w:t>
+        <w:t xml:space="preserve"> — Student 3</w:t>
       </w:r>
     </w:p>
     <w:p>
